--- a/lessons/chapters/build/word/Chapter06_Meeting1.docx
+++ b/lessons/chapters/build/word/Chapter06_Meeting1.docx
@@ -328,29 +328,31 @@
     </w:tbl>
     <w:p>
       <w:pPr>
-        <w:pStyle w:val="BodyText"/>
+        <w:pStyle w:val="FirstParagraph"/>
       </w:pPr>
       <w:r>
         <w:t xml:space="preserve">Parts One and Two are the first meeting.  Parts Three and Four are the second.</w:t>
       </w:r>
     </w:p>
-    <w:bookmarkStart w:id="16" w:name="part-one---are-they-touching"/>
     <w:p>
       <w:pPr>
         <w:pStyle w:val="Heading1"/>
       </w:pPr>
+      <w:bookmarkStart w:id="9" w:name="_5a80a69f6214ea76463546547da85ae00c90214"/>
       <w:r>
         <w:t xml:space="preserve">Part One - Are they touching?</w:t>
       </w:r>
-    </w:p>
-    <w:bookmarkStart w:id="9" w:name="a-yes-or-no-question"/>
+      <w:bookmarkEnd w:id="9"/>
+    </w:p>
     <w:p>
       <w:pPr>
         <w:pStyle w:val="Heading2"/>
       </w:pPr>
+      <w:bookmarkStart w:id="10" w:name="_2273ee9fcf8486761dc6734699f8b3a354134c7"/>
       <w:r>
         <w:t xml:space="preserve">6.1  A yes-or-no question</w:t>
       </w:r>
+      <w:bookmarkEnd w:id="10"/>
     </w:p>
     <w:p>
       <w:pPr>
@@ -590,12 +592,11 @@
         <w:spacing w:before="0" w:after="0" w:line="20" w:lineRule="exact"/>
       </w:pPr>
     </w:p>
-    <w:bookmarkEnd w:id="9"/>
-    <w:bookmarkStart w:id="10" w:name="if"/>
     <w:p>
       <w:pPr>
         <w:pStyle w:val="Heading2"/>
       </w:pPr>
+      <w:bookmarkStart w:id="11" w:name="_if"/>
       <w:r>
         <w:t xml:space="preserve">6.2 </w:t>
       </w:r>
@@ -608,6 +609,7 @@
         </w:rPr>
         <w:t xml:space="preserve">if</w:t>
       </w:r>
+      <w:bookmarkEnd w:id="11"/>
     </w:p>
     <w:p>
       <w:pPr>
@@ -842,15 +844,15 @@
         <w:t xml:space="preserve">When it's false, Processing skips straight past the braces.</w:t>
       </w:r>
     </w:p>
-    <w:bookmarkEnd w:id="10"/>
-    <w:bookmarkStart w:id="14" w:name="step-1---the-gold-flash"/>
     <w:p>
       <w:pPr>
         <w:pStyle w:val="Heading2"/>
       </w:pPr>
+      <w:bookmarkStart w:id="12" w:name="_60510b51b8b707ef4350ae300ab4e8fc4b4511d"/>
       <w:r>
         <w:t xml:space="preserve">Step 1 - The gold flash</w:t>
       </w:r>
+      <w:bookmarkEnd w:id="12"/>
     </w:p>
     <w:p>
       <w:pPr>
@@ -907,6 +909,1327 @@
       </w:r>
       <w:r>
         <w:t xml:space="preserve">above.  Run it, and touch the coin.</w:t>
+      </w:r>
+    </w:p>
+    <w:tbl>
+      <w:tblPr>
+        <w:tblW w:w="9360" w:type="dxa"/>
+        <w:tblInd w:w="92" w:type="dxa"/>
+        <w:tblLayout w:type="fixed"/>
+        <w:tblBorders>
+          <w:top w:val="nil"/>
+          <w:left w:val="nil"/>
+          <w:bottom w:val="nil"/>
+          <w:right w:val="nil"/>
+          <w:insideH w:val="nil"/>
+          <w:insideV w:val="nil"/>
+        </w:tblBorders>
+        <w:tblCellMar>
+          <w:top w:w="0" w:type="dxa"/>
+          <w:left w:w="200" w:type="dxa"/>
+          <w:bottom w:w="0" w:type="dxa"/>
+          <w:right w:w="200" w:type="dxa"/>
+        </w:tblCellMar>
+        <w:tblLook w:val="0000" w:firstRow="0" w:lastRow="0" w:firstColumn="0" w:lastColumn="0" w:noHBand="1" w:noVBand="1"/>
+      </w:tblPr>
+      <w:tblGrid>
+        <w:gridCol w:w="9360"/>
+      </w:tblGrid>
+      <w:tr>
+        <w:trPr>
+          <w:cantSplit/>
+        </w:trPr>
+        <w:tc>
+          <w:tcPr>
+            <w:tcW w:w="9360" w:type="dxa"/>
+            <w:tcBorders>
+              <w:top w:val="single" w:sz="4" w:space="0" w:color="C2E6D1"/>
+              <w:left w:val="single" w:sz="36" w:space="0" w:color="1D7A44"/>
+              <w:bottom w:val="single" w:sz="4" w:space="0" w:color="C2E6D1"/>
+              <w:right w:val="single" w:sz="4" w:space="0" w:color="C2E6D1"/>
+            </w:tcBorders>
+            <w:shd w:val="clear" w:color="auto" w:fill="F1FBF5"/>
+            <w:tcMar>
+              <w:top w:w="60" w:type="dxa"/>
+              <w:bottom w:w="60" w:type="dxa"/>
+            </w:tcMar>
+          </w:tcPr>
+          <w:p>
+            <w:pPr>
+              <w:pStyle w:val="FirstParagraph"/>
+            </w:pPr>
+            <w:r>
+              <w:rPr>
+                <w:b/>
+                <w:bCs/>
+              </w:rPr>
+              <w:t xml:space="preserve">Check.</w:t>
+            </w:r>
+            <w:r>
+              <w:t xml:space="preserve">  The sky flashes gold while you touch the coin, and goes back to</w:t>
+            </w:r>
+            <w:r>
+              <w:t xml:space="preserve"> </w:t>
+            </w:r>
+            <w:r>
+              <w:t xml:space="preserve">blue when you let go.</w:t>
+            </w:r>
+          </w:p>
+        </w:tc>
+      </w:tr>
+    </w:tbl>
+    <w:p>
+      <w:pPr>
+        <w:spacing w:before="0" w:after="0" w:line="120" w:lineRule="exact"/>
+      </w:pPr>
+    </w:p>
+    <w:p>
+      <w:pPr>
+        <w:pStyle w:val="Screenshot"/>
+      </w:pPr>
+      <w:r>
+        <w:drawing>
+          <wp:inline>
+            <wp:extent cx="3108960" cy="2331720"/>
+            <wp:effectExtent b="0" l="0" r="0" t="0"/>
+            <wp:docPr descr="" title="" id="14" name="Picture"/>
+            <a:graphic>
+              <a:graphicData uri="http://schemas.openxmlformats.org/drawingml/2006/picture">
+                <pic:pic>
+                  <pic:nvPicPr>
+                    <pic:cNvPr descr="lessons/chapters/screenshots/ch06_Flash.png" id="15" name="Picture"/>
+                    <pic:cNvPicPr>
+                      <a:picLocks noChangeArrowheads="1" noChangeAspect="1"/>
+                    </pic:cNvPicPr>
+                  </pic:nvPicPr>
+                  <pic:blipFill>
+                    <a:blip r:embed="rId13"/>
+                    <a:stretch>
+                      <a:fillRect/>
+                    </a:stretch>
+                  </pic:blipFill>
+                  <pic:spPr bwMode="auto">
+                    <a:xfrm>
+                      <a:off x="0" y="0"/>
+                      <a:ext cx="3108960" cy="2331720"/>
+                    </a:xfrm>
+                    <a:prstGeom prst="rect">
+                      <a:avLst/>
+                    </a:prstGeom>
+                    <a:noFill/>
+                    <a:ln w="9525">
+                      <a:solidFill>
+                        <a:srgbClr val="C9D8E8"/>
+                      </a:solidFill>
+                      <a:headEnd/>
+                      <a:tailEnd/>
+                    </a:ln>
+                  </pic:spPr>
+                </pic:pic>
+              </a:graphicData>
+            </a:graphic>
+          </wp:inline>
+        </w:drawing>
+      </w:r>
+    </w:p>
+    <w:p>
+      <w:pPr>
+        <w:pStyle w:val="ScreenshotCaption"/>
+      </w:pPr>
+      <w:r>
+        <w:t xml:space="preserve">Touching the coin.</w:t>
+      </w:r>
+    </w:p>
+    <w:p>
+      <w:pPr>
+        <w:pStyle w:val="BodyText"/>
+      </w:pPr>
+      <w:r>
+        <w:rPr>
+          <w:rStyle w:val="VerbatimChar"/>
+        </w:rPr>
+        <w:t xml:space="preserve">draw()</w:t>
+      </w:r>
+      <w:r>
+        <w:t xml:space="preserve"> </w:t>
+      </w:r>
+      <w:r>
+        <w:t xml:space="preserve">runs sixty times a second, so it asks</w:t>
+      </w:r>
+      <w:r>
+        <w:t xml:space="preserve"> </w:t>
+      </w:r>
+      <w:r>
+        <w:rPr>
+          <w:i/>
+          <w:iCs/>
+        </w:rPr>
+        <w:t xml:space="preserve">are they touching?</w:t>
+      </w:r>
+      <w:r>
+        <w:t xml:space="preserve"> </w:t>
+      </w:r>
+      <w:r>
+        <w:t xml:space="preserve">sixty times</w:t>
+      </w:r>
+      <w:r>
+        <w:t xml:space="preserve"> </w:t>
+      </w:r>
+      <w:r>
+        <w:t xml:space="preserve">a second.  On every frame the answer is yes, the sky is gold.</w:t>
+      </w:r>
+    </w:p>
+    <w:p>
+      <w:pPr>
+        <w:pStyle w:val="Heading2"/>
+      </w:pPr>
+      <w:bookmarkStart w:id="16" w:name="_07612efcb7b7bffe1a71692249f46866a1dfe18"/>
+      <w:r>
+        <w:t xml:space="preserve">Step 2 - Generous or precise</w:t>
+      </w:r>
+      <w:bookmarkEnd w:id="16"/>
+    </w:p>
+    <w:p>
+      <w:pPr>
+        <w:pStyle w:val="FirstParagraph"/>
+      </w:pPr>
+      <w:r>
+        <w:rPr>
+          <w:b/>
+          <w:bCs/>
+        </w:rPr>
+        <w:t xml:space="preserve">Your turn.</w:t>
+      </w:r>
+      <w:r>
+        <w:t xml:space="preserve">  If touching the coin feels too hard or too easy, open your</w:t>
+      </w:r>
+      <w:r>
+        <w:t xml:space="preserve"> </w:t>
+      </w:r>
+      <w:r>
+        <w:rPr>
+          <w:rStyle w:val="VerbatimChar"/>
+        </w:rPr>
+        <w:t xml:space="preserve">MyCharacter</w:t>
+      </w:r>
+      <w:r>
+        <w:t xml:space="preserve"> </w:t>
+      </w:r>
+      <w:r>
+        <w:t xml:space="preserve">tab and change the radius in the</w:t>
+      </w:r>
+      <w:r>
+        <w:t xml:space="preserve"> </w:t>
+      </w:r>
+      <w:r>
+        <w:rPr>
+          <w:rStyle w:val="VerbatimChar"/>
+        </w:rPr>
+        <w:t xml:space="preserve">super(...)</w:t>
+      </w:r>
+      <w:r>
+        <w:t xml:space="preserve"> </w:t>
+      </w:r>
+      <w:r>
+        <w:t xml:space="preserve">line.  A bigger</w:t>
+      </w:r>
+      <w:r>
+        <w:t xml:space="preserve"> </w:t>
+      </w:r>
+      <w:r>
+        <w:t xml:space="preserve">radius touches things from further away, which feels generous.  A smaller one</w:t>
+      </w:r>
+      <w:r>
+        <w:t xml:space="preserve"> </w:t>
+      </w:r>
+      <w:r>
+        <w:t xml:space="preserve">means you have to be right on top of something, which feels precise.  Which do</w:t>
+      </w:r>
+      <w:r>
+        <w:t xml:space="preserve"> </w:t>
+      </w:r>
+      <w:r>
+        <w:t xml:space="preserve">you want your game to be?</w:t>
+      </w:r>
+    </w:p>
+    <w:p>
+      <w:pPr>
+        <w:pStyle w:val="Heading1"/>
+      </w:pPr>
+      <w:bookmarkStart w:id="17" w:name="_77426326996c246b532fa9ff0b72bfb89958ba9"/>
+      <w:r>
+        <w:t xml:space="preserve">Part Two - Keep score</w:t>
+      </w:r>
+      <w:bookmarkEnd w:id="17"/>
+    </w:p>
+    <w:p>
+      <w:pPr>
+        <w:pStyle w:val="Heading2"/>
+      </w:pPr>
+      <w:bookmarkStart w:id="18" w:name="_1c1b466664a4d60edce2eefcc820d900a88c962"/>
+      <w:r>
+        <w:t xml:space="preserve">Step 3 - A number that remembers</w:t>
+      </w:r>
+      <w:bookmarkEnd w:id="18"/>
+    </w:p>
+    <w:p>
+      <w:pPr>
+        <w:pStyle w:val="KeepWithNext"/>
+      </w:pPr>
+      <w:r>
+        <w:rPr>
+          <w:b/>
+          <w:bCs/>
+        </w:rPr>
+        <w:t xml:space="preserve">Build it.</w:t>
+      </w:r>
+      <w:r>
+        <w:t xml:space="preserve">  Delete the gold flash.  Then, at the very top of your sketch, next</w:t>
+      </w:r>
+      <w:r>
+        <w:t xml:space="preserve"> </w:t>
+      </w:r>
+      <w:r>
+        <w:t xml:space="preserve">to your other variables, add:</w:t>
+      </w:r>
+    </w:p>
+    <w:p>
+      <w:pPr>
+        <w:pStyle w:val="SourceCode"/>
+      </w:pPr>
+      <w:r>
+        <w:rPr>
+          <w:rStyle w:val="DataTypeTok"/>
+        </w:rPr>
+        <w:t xml:space="preserve">int</w:t>
+      </w:r>
+      <w:r>
+        <w:rPr>
+          <w:rStyle w:val="NormalTok"/>
+        </w:rPr>
+        <w:t xml:space="preserve"> score </w:t>
+      </w:r>
+      <w:r>
+        <w:rPr>
+          <w:rStyle w:val="OperatorTok"/>
+        </w:rPr>
+        <w:t xml:space="preserve">=</w:t>
+      </w:r>
+      <w:r>
+        <w:rPr>
+          <w:rStyle w:val="NormalTok"/>
+        </w:rPr>
+        <w:t xml:space="preserve"> </w:t>
+      </w:r>
+      <w:r>
+        <w:rPr>
+          <w:rStyle w:val="DecValTok"/>
+        </w:rPr>
+        <w:t xml:space="preserve">0</w:t>
+      </w:r>
+      <w:r>
+        <w:rPr>
+          <w:rStyle w:val="OperatorTok"/>
+        </w:rPr>
+        <w:t xml:space="preserve">;</w:t>
+      </w:r>
+      <w:r>
+        <w:rPr>
+          <w:rStyle w:val="NormalTok"/>
+        </w:rPr>
+        <w:t xml:space="preserve">     </w:t>
+      </w:r>
+      <w:r>
+        <w:rPr>
+          <w:rStyle w:val="CommentTok"/>
+        </w:rPr>
+        <w:t xml:space="preserve">// a whole number, starts at zero</w:t>
+      </w:r>
+    </w:p>
+    <w:tbl>
+      <w:tblPr>
+        <w:tblW w:w="9360" w:type="dxa"/>
+        <w:tblInd w:w="92" w:type="dxa"/>
+        <w:tblLayout w:type="fixed"/>
+        <w:tblBorders>
+          <w:top w:val="nil"/>
+          <w:left w:val="nil"/>
+          <w:bottom w:val="nil"/>
+          <w:right w:val="nil"/>
+          <w:insideH w:val="nil"/>
+          <w:insideV w:val="nil"/>
+        </w:tblBorders>
+        <w:tblCellMar>
+          <w:top w:w="0" w:type="dxa"/>
+          <w:left w:w="200" w:type="dxa"/>
+          <w:bottom w:w="0" w:type="dxa"/>
+          <w:right w:w="200" w:type="dxa"/>
+        </w:tblCellMar>
+        <w:tblLook w:val="0000" w:firstRow="0" w:lastRow="0" w:firstColumn="0" w:lastColumn="0" w:noHBand="1" w:noVBand="1"/>
+      </w:tblPr>
+      <w:tblGrid>
+        <w:gridCol w:w="9360"/>
+      </w:tblGrid>
+      <w:tr>
+        <w:trPr>
+          <w:cantSplit/>
+        </w:trPr>
+        <w:tc>
+          <w:tcPr>
+            <w:tcW w:w="9360" w:type="dxa"/>
+            <w:tcBorders>
+              <w:top w:val="single" w:sz="4" w:space="0" w:color="CFE0F3"/>
+              <w:left w:val="single" w:sz="36" w:space="0" w:color="2B6CB0"/>
+              <w:bottom w:val="single" w:sz="4" w:space="0" w:color="CFE0F3"/>
+              <w:right w:val="single" w:sz="4" w:space="0" w:color="CFE0F3"/>
+            </w:tcBorders>
+            <w:shd w:val="clear" w:color="auto" w:fill="F2F7FD"/>
+            <w:tcMar>
+              <w:top w:w="60" w:type="dxa"/>
+              <w:bottom w:w="60" w:type="dxa"/>
+            </w:tcMar>
+          </w:tcPr>
+          <w:p>
+            <w:pPr>
+              <w:pStyle w:val="FirstParagraph"/>
+            </w:pPr>
+            <w:r>
+              <w:rPr>
+                <w:b/>
+                <w:bCs/>
+              </w:rPr>
+              <w:t xml:space="preserve">Aside: </w:t>
+            </w:r>
+            <w:r>
+              <w:rPr>
+                <w:b/>
+                <w:bCs/>
+              </w:rPr>
+              <w:t xml:space="preserve"> </w:t>
+            </w:r>
+            <w:r>
+              <w:rPr>
+                <w:rStyle w:val="VerbatimChar"/>
+                <w:b/>
+                <w:bCs/>
+              </w:rPr>
+              <w:t xml:space="preserve">int</w:t>
+            </w:r>
+          </w:p>
+          <w:p>
+            <w:pPr>
+              <w:pStyle w:val="BodyText"/>
+            </w:pPr>
+            <w:r>
+              <w:rPr>
+                <w:rStyle w:val="VerbatimChar"/>
+              </w:rPr>
+              <w:t xml:space="preserve">int</w:t>
+            </w:r>
+            <w:r>
+              <w:t xml:space="preserve"> </w:t>
+            </w:r>
+            <w:r>
+              <w:t xml:space="preserve">is the kind of variable that holds a whole number: </w:t>
+            </w:r>
+            <w:r>
+              <w:t xml:space="preserve"> </w:t>
+            </w:r>
+            <w:r>
+              <w:rPr>
+                <w:rStyle w:val="VerbatimChar"/>
+              </w:rPr>
+              <w:t xml:space="preserve">0</w:t>
+            </w:r>
+            <w:r>
+              <w:t xml:space="preserve">,</w:t>
+            </w:r>
+            <w:r>
+              <w:t xml:space="preserve"> </w:t>
+            </w:r>
+            <w:r>
+              <w:rPr>
+                <w:rStyle w:val="VerbatimChar"/>
+              </w:rPr>
+              <w:t xml:space="preserve">7</w:t>
+            </w:r>
+            <w:r>
+              <w:t xml:space="preserve">,</w:t>
+            </w:r>
+            <w:r>
+              <w:t xml:space="preserve"> </w:t>
+            </w:r>
+            <w:r>
+              <w:rPr>
+                <w:rStyle w:val="VerbatimChar"/>
+              </w:rPr>
+              <w:t xml:space="preserve">-3</w:t>
+            </w:r>
+            <w:r>
+              <w:t xml:space="preserve">.  No</w:t>
+            </w:r>
+            <w:r>
+              <w:t xml:space="preserve"> </w:t>
+            </w:r>
+            <w:r>
+              <w:t xml:space="preserve">decimal point. </w:t>
+            </w:r>
+            <w:r>
+              <w:t xml:space="preserve"> </w:t>
+            </w:r>
+            <w:r>
+              <w:rPr>
+                <w:rStyle w:val="VerbatimChar"/>
+              </w:rPr>
+              <w:t xml:space="preserve">int score = 0;</w:t>
+            </w:r>
+            <w:r>
+              <w:t xml:space="preserve"> </w:t>
+            </w:r>
+            <w:r>
+              <w:t xml:space="preserve">makes a box called</w:t>
+            </w:r>
+            <w:r>
+              <w:t xml:space="preserve"> </w:t>
+            </w:r>
+            <w:r>
+              <w:rPr>
+                <w:rStyle w:val="VerbatimChar"/>
+              </w:rPr>
+              <w:t xml:space="preserve">score</w:t>
+            </w:r>
+            <w:r>
+              <w:t xml:space="preserve"> </w:t>
+            </w:r>
+            <w:r>
+              <w:t xml:space="preserve">and puts a</w:t>
+            </w:r>
+            <w:r>
+              <w:t xml:space="preserve"> </w:t>
+            </w:r>
+            <w:r>
+              <w:rPr>
+                <w:rStyle w:val="VerbatimChar"/>
+              </w:rPr>
+              <w:t xml:space="preserve">0</w:t>
+            </w:r>
+            <w:r>
+              <w:t xml:space="preserve"> </w:t>
+            </w:r>
+            <w:r>
+              <w:t xml:space="preserve">in</w:t>
+            </w:r>
+            <w:r>
+              <w:t xml:space="preserve"> </w:t>
+            </w:r>
+            <w:r>
+              <w:t xml:space="preserve">it, on the same line.</w:t>
+            </w:r>
+          </w:p>
+        </w:tc>
+      </w:tr>
+    </w:tbl>
+    <w:p>
+      <w:pPr>
+        <w:spacing w:before="0" w:after="0" w:line="120" w:lineRule="exact"/>
+      </w:pPr>
+    </w:p>
+    <w:p>
+      <w:pPr>
+        <w:pStyle w:val="KeepWithNext"/>
+      </w:pPr>
+      <w:r>
+        <w:t xml:space="preserve">A score has to remember something from one frame to the next.  So it goes at the</w:t>
+      </w:r>
+      <w:r>
+        <w:t xml:space="preserve"> </w:t>
+      </w:r>
+      <w:r>
+        <w:t xml:space="preserve">very</w:t>
+      </w:r>
+      <w:r>
+        <w:t xml:space="preserve"> </w:t>
+      </w:r>
+      <w:r>
+        <w:rPr>
+          <w:b/>
+          <w:bCs/>
+        </w:rPr>
+        <w:t xml:space="preserve">top</w:t>
+      </w:r>
+      <w:r>
+        <w:t xml:space="preserve"> </w:t>
+      </w:r>
+      <w:r>
+        <w:t xml:space="preserve">of your sketch, outside</w:t>
+      </w:r>
+      <w:r>
+        <w:t xml:space="preserve"> </w:t>
+      </w:r>
+      <w:r>
+        <w:rPr>
+          <w:rStyle w:val="VerbatimChar"/>
+        </w:rPr>
+        <w:t xml:space="preserve">setup()</w:t>
+      </w:r>
+      <w:r>
+        <w:t xml:space="preserve"> </w:t>
+      </w:r>
+      <w:r>
+        <w:t xml:space="preserve">and outside</w:t>
+      </w:r>
+      <w:r>
+        <w:t xml:space="preserve"> </w:t>
+      </w:r>
+      <w:r>
+        <w:rPr>
+          <w:rStyle w:val="VerbatimChar"/>
+        </w:rPr>
+        <w:t xml:space="preserve">draw()</w:t>
+      </w:r>
+      <w:r>
+        <w:t xml:space="preserve">.  Up there,</w:t>
+      </w:r>
+      <w:r>
+        <w:t xml:space="preserve"> </w:t>
+      </w:r>
+      <w:r>
+        <w:t xml:space="preserve">every function in your sketch can see it.</w:t>
+      </w:r>
+    </w:p>
+    <w:tbl>
+      <w:tblPr>
+        <w:tblW w:w="9360" w:type="dxa"/>
+        <w:tblInd w:w="92" w:type="dxa"/>
+        <w:tblLayout w:type="fixed"/>
+        <w:tblBorders>
+          <w:top w:val="nil"/>
+          <w:left w:val="nil"/>
+          <w:bottom w:val="nil"/>
+          <w:right w:val="nil"/>
+          <w:insideH w:val="nil"/>
+          <w:insideV w:val="nil"/>
+        </w:tblBorders>
+        <w:tblCellMar>
+          <w:top w:w="0" w:type="dxa"/>
+          <w:left w:w="200" w:type="dxa"/>
+          <w:bottom w:w="0" w:type="dxa"/>
+          <w:right w:w="200" w:type="dxa"/>
+        </w:tblCellMar>
+        <w:tblLook w:val="0000" w:firstRow="0" w:lastRow="0" w:firstColumn="0" w:lastColumn="0" w:noHBand="1" w:noVBand="1"/>
+      </w:tblPr>
+      <w:tblGrid>
+        <w:gridCol w:w="9360"/>
+      </w:tblGrid>
+      <w:tr>
+        <w:trPr>
+          <w:cantSplit/>
+        </w:trPr>
+        <w:tc>
+          <w:tcPr>
+            <w:tcW w:w="9360" w:type="dxa"/>
+            <w:tcBorders>
+              <w:top w:val="single" w:sz="4" w:space="0" w:color="F0C9C4"/>
+              <w:left w:val="single" w:sz="36" w:space="0" w:color="B4382C"/>
+              <w:bottom w:val="single" w:sz="4" w:space="0" w:color="F0C9C4"/>
+              <w:right w:val="single" w:sz="4" w:space="0" w:color="F0C9C4"/>
+            </w:tcBorders>
+            <w:shd w:val="clear" w:color="auto" w:fill="FDF2F1"/>
+            <w:tcMar>
+              <w:top w:w="60" w:type="dxa"/>
+              <w:bottom w:w="60" w:type="dxa"/>
+            </w:tcMar>
+          </w:tcPr>
+          <w:p>
+            <w:pPr>
+              <w:pStyle w:val="KeepWithNext"/>
+            </w:pPr>
+            <w:r>
+              <w:rPr>
+                <w:b/>
+                <w:bCs/>
+              </w:rPr>
+              <w:t xml:space="preserve">Watch out.</w:t>
+            </w:r>
+            <w:r>
+              <w:t xml:space="preserve">  Put</w:t>
+            </w:r>
+            <w:r>
+              <w:t xml:space="preserve"> </w:t>
+            </w:r>
+            <w:r>
+              <w:rPr>
+                <w:rStyle w:val="VerbatimChar"/>
+              </w:rPr>
+              <w:t xml:space="preserve">int score = 0;</w:t>
+            </w:r>
+            <w:r>
+              <w:t xml:space="preserve"> </w:t>
+            </w:r>
+            <w:r>
+              <w:t xml:space="preserve">inside</w:t>
+            </w:r>
+            <w:r>
+              <w:t xml:space="preserve"> </w:t>
+            </w:r>
+            <w:r>
+              <w:rPr>
+                <w:rStyle w:val="VerbatimChar"/>
+              </w:rPr>
+              <w:t xml:space="preserve">setup()</w:t>
+            </w:r>
+            <w:r>
+              <w:t xml:space="preserve">, and the box only exists</w:t>
+            </w:r>
+            <w:r>
+              <w:t xml:space="preserve"> </w:t>
+            </w:r>
+            <w:r>
+              <w:t xml:space="preserve">while</w:t>
+            </w:r>
+            <w:r>
+              <w:t xml:space="preserve"> </w:t>
+            </w:r>
+            <w:r>
+              <w:rPr>
+                <w:rStyle w:val="VerbatimChar"/>
+              </w:rPr>
+              <w:t xml:space="preserve">setup()</w:t>
+            </w:r>
+            <w:r>
+              <w:t xml:space="preserve"> </w:t>
+            </w:r>
+            <w:r>
+              <w:t xml:space="preserve">runs. </w:t>
+            </w:r>
+            <w:r>
+              <w:t xml:space="preserve"> </w:t>
+            </w:r>
+            <w:r>
+              <w:rPr>
+                <w:rStyle w:val="VerbatimChar"/>
+              </w:rPr>
+              <w:t xml:space="preserve">draw()</w:t>
+            </w:r>
+            <w:r>
+              <w:t xml:space="preserve"> </w:t>
+            </w:r>
+            <w:r>
+              <w:t xml:space="preserve">can't see it, and the sketch stops with:</w:t>
+            </w:r>
+          </w:p>
+          <w:p>
+            <w:pPr>
+              <w:pStyle w:val="SourceCode"/>
+            </w:pPr>
+            <w:r>
+              <w:rPr>
+                <w:rStyle w:val="VerbatimChar"/>
+              </w:rPr>
+              <w:t xml:space="preserve">score cannot be resolved to a variable</w:t>
+            </w:r>
+          </w:p>
+          <w:p>
+            <w:pPr>
+              <w:pStyle w:val="FirstParagraph"/>
+            </w:pPr>
+            <w:r>
+              <w:t xml:space="preserve">Move it back to the top.</w:t>
+            </w:r>
+          </w:p>
+        </w:tc>
+      </w:tr>
+    </w:tbl>
+    <w:p>
+      <w:pPr>
+        <w:spacing w:before="0" w:after="0" w:line="120" w:lineRule="exact"/>
+      </w:pPr>
+    </w:p>
+    <w:p>
+      <w:pPr>
+        <w:pStyle w:val="Heading2"/>
+      </w:pPr>
+      <w:bookmarkStart w:id="19" w:name="_0c9e477298573e2b5f5c4ba5ab145e19d38b42b"/>
+      <w:r>
+        <w:t xml:space="preserve">Step 4 - The score on the screen</w:t>
+      </w:r>
+      <w:bookmarkEnd w:id="19"/>
+    </w:p>
+    <w:p>
+      <w:pPr>
+        <w:pStyle w:val="KeepWithNext"/>
+      </w:pPr>
+      <w:r>
+        <w:rPr>
+          <w:b/>
+          <w:bCs/>
+        </w:rPr>
+        <w:t xml:space="preserve">Build it.</w:t>
+      </w:r>
+      <w:r>
+        <w:t xml:space="preserve">  At the bottom of</w:t>
+      </w:r>
+      <w:r>
+        <w:t xml:space="preserve"> </w:t>
+      </w:r>
+      <w:r>
+        <w:rPr>
+          <w:rStyle w:val="VerbatimChar"/>
+        </w:rPr>
+        <w:t xml:space="preserve">draw()</w:t>
+      </w:r>
+      <w:r>
+        <w:t xml:space="preserve">, add three lines:</w:t>
+      </w:r>
+    </w:p>
+    <w:p>
+      <w:pPr>
+        <w:pStyle w:val="SourceCode"/>
+      </w:pPr>
+      <w:r>
+        <w:rPr>
+          <w:rStyle w:val="FunctionTok"/>
+        </w:rPr>
+        <w:t xml:space="preserve">fill</w:t>
+      </w:r>
+      <w:r>
+        <w:rPr>
+          <w:rStyle w:val="OperatorTok"/>
+        </w:rPr>
+        <w:t xml:space="preserve">(</w:t>
+      </w:r>
+      <w:r>
+        <w:rPr>
+          <w:rStyle w:val="DecValTok"/>
+        </w:rPr>
+        <w:t xml:space="preserve">50</w:t>
+      </w:r>
+      <w:r>
+        <w:rPr>
+          <w:rStyle w:val="OperatorTok"/>
+        </w:rPr>
+        <w:t xml:space="preserve">);</w:t>
+      </w:r>
+      <w:r>
+        <w:rPr>
+          <w:rStyle w:val="NormalTok"/>
+        </w:rPr>
+        <w:t xml:space="preserve">                          </w:t>
+      </w:r>
+      <w:r>
+        <w:rPr>
+          <w:rStyle w:val="CommentTok"/>
+        </w:rPr>
+        <w:t xml:space="preserve">// the text color</w:t>
+      </w:r>
+      <w:r>
+        <w:br/>
+      </w:r>
+      <w:r>
+        <w:rPr>
+          <w:rStyle w:val="FunctionTok"/>
+        </w:rPr>
+        <w:t xml:space="preserve">textSize</w:t>
+      </w:r>
+      <w:r>
+        <w:rPr>
+          <w:rStyle w:val="OperatorTok"/>
+        </w:rPr>
+        <w:t xml:space="preserve">(</w:t>
+      </w:r>
+      <w:r>
+        <w:rPr>
+          <w:rStyle w:val="DecValTok"/>
+        </w:rPr>
+        <w:t xml:space="preserve">24</w:t>
+      </w:r>
+      <w:r>
+        <w:rPr>
+          <w:rStyle w:val="OperatorTok"/>
+        </w:rPr>
+        <w:t xml:space="preserve">);</w:t>
+      </w:r>
+      <w:r>
+        <w:rPr>
+          <w:rStyle w:val="NormalTok"/>
+        </w:rPr>
+        <w:t xml:space="preserve">                      </w:t>
+      </w:r>
+      <w:r>
+        <w:rPr>
+          <w:rStyle w:val="CommentTok"/>
+        </w:rPr>
+        <w:t xml:space="preserve">// how big</w:t>
+      </w:r>
+      <w:r>
+        <w:br/>
+      </w:r>
+      <w:r>
+        <w:rPr>
+          <w:rStyle w:val="FunctionTok"/>
+        </w:rPr>
+        <w:t xml:space="preserve">text</w:t>
+      </w:r>
+      <w:r>
+        <w:rPr>
+          <w:rStyle w:val="OperatorTok"/>
+        </w:rPr>
+        <w:t xml:space="preserve">(</w:t>
+      </w:r>
+      <w:r>
+        <w:rPr>
+          <w:rStyle w:val="StringTok"/>
+        </w:rPr>
+        <w:t xml:space="preserve">"Score: "</w:t>
+      </w:r>
+      <w:r>
+        <w:rPr>
+          <w:rStyle w:val="NormalTok"/>
+        </w:rPr>
+        <w:t xml:space="preserve"> </w:t>
+      </w:r>
+      <w:r>
+        <w:rPr>
+          <w:rStyle w:val="OperatorTok"/>
+        </w:rPr>
+        <w:t xml:space="preserve">+</w:t>
+      </w:r>
+      <w:r>
+        <w:rPr>
+          <w:rStyle w:val="NormalTok"/>
+        </w:rPr>
+        <w:t xml:space="preserve"> score</w:t>
+      </w:r>
+      <w:r>
+        <w:rPr>
+          <w:rStyle w:val="OperatorTok"/>
+        </w:rPr>
+        <w:t xml:space="preserve">,</w:t>
+      </w:r>
+      <w:r>
+        <w:rPr>
+          <w:rStyle w:val="NormalTok"/>
+        </w:rPr>
+        <w:t xml:space="preserve"> </w:t>
+      </w:r>
+      <w:r>
+        <w:rPr>
+          <w:rStyle w:val="DecValTok"/>
+        </w:rPr>
+        <w:t xml:space="preserve">20</w:t>
+      </w:r>
+      <w:r>
+        <w:rPr>
+          <w:rStyle w:val="OperatorTok"/>
+        </w:rPr>
+        <w:t xml:space="preserve">,</w:t>
+      </w:r>
+      <w:r>
+        <w:rPr>
+          <w:rStyle w:val="NormalTok"/>
+        </w:rPr>
+        <w:t xml:space="preserve"> </w:t>
+      </w:r>
+      <w:r>
+        <w:rPr>
+          <w:rStyle w:val="DecValTok"/>
+        </w:rPr>
+        <w:t xml:space="preserve">36</w:t>
+      </w:r>
+      <w:r>
+        <w:rPr>
+          <w:rStyle w:val="OperatorTok"/>
+        </w:rPr>
+        <w:t xml:space="preserve">);</w:t>
+      </w:r>
+      <w:r>
+        <w:rPr>
+          <w:rStyle w:val="NormalTok"/>
+        </w:rPr>
+        <w:t xml:space="preserve">   </w:t>
+      </w:r>
+      <w:r>
+        <w:rPr>
+          <w:rStyle w:val="CommentTok"/>
+        </w:rPr>
+        <w:t xml:space="preserve">// what, then x, then y</w:t>
+      </w:r>
+    </w:p>
+    <w:p>
+      <w:pPr>
+        <w:pStyle w:val="KeepWithNext"/>
+      </w:pPr>
+      <w:r>
+        <w:t xml:space="preserve">Run it.</w:t>
+      </w:r>
+    </w:p>
+    <w:tbl>
+      <w:tblPr>
+        <w:tblW w:w="9360" w:type="dxa"/>
+        <w:tblInd w:w="92" w:type="dxa"/>
+        <w:tblLayout w:type="fixed"/>
+        <w:tblBorders>
+          <w:top w:val="nil"/>
+          <w:left w:val="nil"/>
+          <w:bottom w:val="nil"/>
+          <w:right w:val="nil"/>
+          <w:insideH w:val="nil"/>
+          <w:insideV w:val="nil"/>
+        </w:tblBorders>
+        <w:tblCellMar>
+          <w:top w:w="0" w:type="dxa"/>
+          <w:left w:w="200" w:type="dxa"/>
+          <w:bottom w:w="0" w:type="dxa"/>
+          <w:right w:w="200" w:type="dxa"/>
+        </w:tblCellMar>
+        <w:tblLook w:val="0000" w:firstRow="0" w:lastRow="0" w:firstColumn="0" w:lastColumn="0" w:noHBand="1" w:noVBand="1"/>
+      </w:tblPr>
+      <w:tblGrid>
+        <w:gridCol w:w="9360"/>
+      </w:tblGrid>
+      <w:tr>
+        <w:trPr>
+          <w:cantSplit/>
+        </w:trPr>
+        <w:tc>
+          <w:tcPr>
+            <w:tcW w:w="9360" w:type="dxa"/>
+            <w:tcBorders>
+              <w:top w:val="single" w:sz="4" w:space="0" w:color="C2E6D1"/>
+              <w:left w:val="single" w:sz="36" w:space="0" w:color="1D7A44"/>
+              <w:bottom w:val="single" w:sz="4" w:space="0" w:color="C2E6D1"/>
+              <w:right w:val="single" w:sz="4" w:space="0" w:color="C2E6D1"/>
+            </w:tcBorders>
+            <w:shd w:val="clear" w:color="auto" w:fill="F1FBF5"/>
+            <w:tcMar>
+              <w:top w:w="60" w:type="dxa"/>
+              <w:bottom w:w="60" w:type="dxa"/>
+            </w:tcMar>
+          </w:tcPr>
+          <w:p>
+            <w:pPr>
+              <w:pStyle w:val="FirstParagraph"/>
+            </w:pPr>
+            <w:r>
+              <w:rPr>
+                <w:b/>
+                <w:bCs/>
+              </w:rPr>
+              <w:t xml:space="preserve">Check.</w:t>
+            </w:r>
+            <w:r>
+              <w:t xml:space="preserve"> </w:t>
+            </w:r>
+            <w:r>
+              <w:t xml:space="preserve"> </w:t>
+            </w:r>
+            <w:r>
+              <w:rPr>
+                <w:rStyle w:val="VerbatimChar"/>
+              </w:rPr>
+              <w:t xml:space="preserve">Score: 0</w:t>
+            </w:r>
+            <w:r>
+              <w:t xml:space="preserve"> </w:t>
+            </w:r>
+            <w:r>
+              <w:t xml:space="preserve">in the top-left corner.</w:t>
+            </w:r>
+          </w:p>
+        </w:tc>
+      </w:tr>
+    </w:tbl>
+    <w:p>
+      <w:pPr>
+        <w:spacing w:before="0" w:after="0" w:line="120" w:lineRule="exact"/>
+      </w:pPr>
+    </w:p>
+    <w:p>
+      <w:pPr>
+        <w:pStyle w:val="Screenshot"/>
+      </w:pPr>
+      <w:r>
+        <w:drawing>
+          <wp:inline>
+            <wp:extent cx="3108960" cy="717452"/>
+            <wp:effectExtent b="0" l="0" r="0" t="0"/>
+            <wp:docPr descr="" title="" id="21" name="Picture"/>
+            <a:graphic>
+              <a:graphicData uri="http://schemas.openxmlformats.org/drawingml/2006/picture">
+                <pic:pic>
+                  <pic:nvPicPr>
+                    <pic:cNvPr descr="lessons/chapters/screenshots/ch06_Score0.png" id="22" name="Picture"/>
+                    <pic:cNvPicPr>
+                      <a:picLocks noChangeArrowheads="1" noChangeAspect="1"/>
+                    </pic:cNvPicPr>
+                  </pic:nvPicPr>
+                  <pic:blipFill>
+                    <a:blip r:embed="rId20"/>
+                    <a:stretch>
+                      <a:fillRect/>
+                    </a:stretch>
+                  </pic:blipFill>
+                  <pic:spPr bwMode="auto">
+                    <a:xfrm>
+                      <a:off x="0" y="0"/>
+                      <a:ext cx="3108960" cy="717452"/>
+                    </a:xfrm>
+                    <a:prstGeom prst="rect">
+                      <a:avLst/>
+                    </a:prstGeom>
+                    <a:noFill/>
+                    <a:ln w="9525">
+                      <a:solidFill>
+                        <a:srgbClr val="C9D8E8"/>
+                      </a:solidFill>
+                      <a:headEnd/>
+                      <a:tailEnd/>
+                    </a:ln>
+                  </pic:spPr>
+                </pic:pic>
+              </a:graphicData>
+            </a:graphic>
+          </wp:inline>
+        </w:drawing>
+      </w:r>
+    </w:p>
+    <w:p>
+      <w:pPr>
+        <w:pStyle w:val="ScreenshotCaption"/>
+      </w:pPr>
+      <w:r>
+        <w:t xml:space="preserve">The score.</w:t>
+      </w:r>
+    </w:p>
+    <w:tbl>
+      <w:tblPr>
+        <w:tblW w:w="9360" w:type="dxa"/>
+        <w:tblInd w:w="92" w:type="dxa"/>
+        <w:tblLayout w:type="fixed"/>
+        <w:tblBorders>
+          <w:top w:val="nil"/>
+          <w:left w:val="nil"/>
+          <w:bottom w:val="nil"/>
+          <w:right w:val="nil"/>
+          <w:insideH w:val="nil"/>
+          <w:insideV w:val="nil"/>
+        </w:tblBorders>
+        <w:tblCellMar>
+          <w:top w:w="0" w:type="dxa"/>
+          <w:left w:w="200" w:type="dxa"/>
+          <w:bottom w:w="0" w:type="dxa"/>
+          <w:right w:w="200" w:type="dxa"/>
+        </w:tblCellMar>
+        <w:tblLook w:val="0000" w:firstRow="0" w:lastRow="0" w:firstColumn="0" w:lastColumn="0" w:noHBand="1" w:noVBand="1"/>
+      </w:tblPr>
+      <w:tblGrid>
+        <w:gridCol w:w="9360"/>
+      </w:tblGrid>
+      <w:tr>
+        <w:trPr>
+          <w:cantSplit/>
+        </w:trPr>
+        <w:tc>
+          <w:tcPr>
+            <w:tcW w:w="9360" w:type="dxa"/>
+            <w:tcBorders>
+              <w:top w:val="single" w:sz="4" w:space="0" w:color="CFE0F3"/>
+              <w:left w:val="single" w:sz="36" w:space="0" w:color="2B6CB0"/>
+              <w:bottom w:val="single" w:sz="4" w:space="0" w:color="CFE0F3"/>
+              <w:right w:val="single" w:sz="4" w:space="0" w:color="CFE0F3"/>
+            </w:tcBorders>
+            <w:shd w:val="clear" w:color="auto" w:fill="F2F7FD"/>
+            <w:tcMar>
+              <w:top w:w="60" w:type="dxa"/>
+              <w:bottom w:w="60" w:type="dxa"/>
+            </w:tcMar>
+          </w:tcPr>
+          <w:p>
+            <w:pPr>
+              <w:pStyle w:val="BodyText"/>
+            </w:pPr>
+            <w:r>
+              <w:rPr>
+                <w:b/>
+                <w:bCs/>
+              </w:rPr>
+              <w:t xml:space="preserve">Aside: </w:t>
+            </w:r>
+            <w:r>
+              <w:rPr>
+                <w:b/>
+                <w:bCs/>
+              </w:rPr>
+              <w:t xml:space="preserve"> </w:t>
+            </w:r>
+            <w:r>
+              <w:rPr>
+                <w:rStyle w:val="VerbatimChar"/>
+                <w:b/>
+                <w:bCs/>
+              </w:rPr>
+              <w:t xml:space="preserve">text()</w:t>
+            </w:r>
+          </w:p>
+          <w:p>
+            <w:pPr>
+              <w:pStyle w:val="BodyText"/>
+            </w:pPr>
+            <w:r>
+              <w:rPr>
+                <w:rStyle w:val="VerbatimChar"/>
+              </w:rPr>
+              <w:t xml:space="preserve">text()</w:t>
+            </w:r>
+            <w:r>
+              <w:t xml:space="preserve"> </w:t>
+            </w:r>
+            <w:r>
+              <w:t xml:space="preserve">draws words on the screen.  You give it what to say, then where:  x,</w:t>
+            </w:r>
+            <w:r>
+              <w:t xml:space="preserve"> </w:t>
+            </w:r>
+            <w:r>
+              <w:t xml:space="preserve">then y.  The</w:t>
+            </w:r>
+            <w:r>
+              <w:t xml:space="preserve"> </w:t>
+            </w:r>
+            <w:r>
+              <w:rPr>
+                <w:rStyle w:val="VerbatimChar"/>
+              </w:rPr>
+              <w:t xml:space="preserve">+</w:t>
+            </w:r>
+            <w:r>
+              <w:t xml:space="preserve"> </w:t>
+            </w:r>
+            <w:r>
+              <w:t xml:space="preserve">glues the words</w:t>
+            </w:r>
+            <w:r>
+              <w:t xml:space="preserve"> </w:t>
+            </w:r>
+            <w:r>
+              <w:rPr>
+                <w:rStyle w:val="VerbatimChar"/>
+              </w:rPr>
+              <w:t xml:space="preserve">"Score: "</w:t>
+            </w:r>
+            <w:r>
+              <w:t xml:space="preserve"> </w:t>
+            </w:r>
+            <w:r>
+              <w:t xml:space="preserve">and the number in</w:t>
+            </w:r>
+            <w:r>
+              <w:t xml:space="preserve"> </w:t>
+            </w:r>
+            <w:r>
+              <w:rPr>
+                <w:rStyle w:val="VerbatimChar"/>
+              </w:rPr>
+              <w:t xml:space="preserve">score</w:t>
+            </w:r>
+            <w:r>
+              <w:t xml:space="preserve"> </w:t>
+            </w:r>
+            <w:r>
+              <w:t xml:space="preserve">together into one piece of text.  Set</w:t>
+            </w:r>
+            <w:r>
+              <w:t xml:space="preserve"> </w:t>
+            </w:r>
+            <w:r>
+              <w:rPr>
+                <w:rStyle w:val="VerbatimChar"/>
+              </w:rPr>
+              <w:t xml:space="preserve">fill()</w:t>
+            </w:r>
+            <w:r>
+              <w:t xml:space="preserve"> </w:t>
+            </w:r>
+            <w:r>
+              <w:rPr>
+                <w:b/>
+                <w:bCs/>
+              </w:rPr>
+              <w:t xml:space="preserve">before</w:t>
+            </w:r>
+            <w:r>
+              <w:t xml:space="preserve"> </w:t>
+            </w:r>
+            <w:r>
+              <w:rPr>
+                <w:rStyle w:val="VerbatimChar"/>
+              </w:rPr>
+              <w:t xml:space="preserve">text()</w:t>
+            </w:r>
+            <w:r>
+              <w:t xml:space="preserve">, or your</w:t>
+            </w:r>
+            <w:r>
+              <w:t xml:space="preserve"> </w:t>
+            </w:r>
+            <w:r>
+              <w:t xml:space="preserve">words come out in whatever color the last shape used.</w:t>
+            </w:r>
+          </w:p>
+        </w:tc>
+      </w:tr>
+    </w:tbl>
+    <w:p>
+      <w:pPr>
+        <w:spacing w:before="0" w:after="0" w:line="120" w:lineRule="exact"/>
+      </w:pPr>
+    </w:p>
+    <w:p>
+      <w:pPr>
+        <w:pStyle w:val="KeepWithNext"/>
+      </w:pPr>
+      <w:r>
+        <w:rPr>
+          <w:b/>
+          <w:bCs/>
+        </w:rPr>
+        <w:t xml:space="preserve">Build it.</w:t>
+      </w:r>
+      <w:r>
+        <w:t xml:space="preserve">  Test it by cheating.  Change</w:t>
+      </w:r>
+      <w:r>
+        <w:t xml:space="preserve"> </w:t>
+      </w:r>
+      <w:r>
+        <w:rPr>
+          <w:rStyle w:val="VerbatimChar"/>
+        </w:rPr>
+        <w:t xml:space="preserve">int score = 0;</w:t>
+      </w:r>
+      <w:r>
+        <w:t xml:space="preserve"> </w:t>
+      </w:r>
+      <w:r>
+        <w:t xml:space="preserve">to</w:t>
+      </w:r>
+      <w:r>
+        <w:t xml:space="preserve"> </w:t>
+      </w:r>
+      <w:r>
+        <w:rPr>
+          <w:rStyle w:val="VerbatimChar"/>
+        </w:rPr>
+        <w:t xml:space="preserve">int score = 7;</w:t>
+      </w:r>
+      <w:r>
+        <w:t xml:space="preserve">,</w:t>
+      </w:r>
+      <w:r>
+        <w:t xml:space="preserve"> </w:t>
+      </w:r>
+      <w:r>
+        <w:t xml:space="preserve">and run.</w:t>
       </w:r>
     </w:p>
     <w:tbl>
@@ -964,13 +2287,19 @@
               <w:t xml:space="preserve">Check.</w:t>
             </w:r>
             <w:r>
-              <w:t xml:space="preserve">  The sky flashes gold while you touch the coin, and goes back to</w:t>
+              <w:t xml:space="preserve"> </w:t>
             </w:r>
             <w:r>
               <w:t xml:space="preserve"> </w:t>
             </w:r>
             <w:r>
-              <w:t xml:space="preserve">blue when you let go.</w:t>
+              <w:rPr>
+                <w:rStyle w:val="VerbatimChar"/>
+              </w:rPr>
+              <w:t xml:space="preserve">Score: 7</w:t>
+            </w:r>
+            <w:r>
+              <w:t xml:space="preserve">.</w:t>
             </w:r>
           </w:p>
         </w:tc>
@@ -988,20 +2317,20 @@
       <w:r>
         <w:drawing>
           <wp:inline>
-            <wp:extent cx="3108960" cy="2331720"/>
+            <wp:extent cx="3108960" cy="717452"/>
             <wp:effectExtent b="0" l="0" r="0" t="0"/>
-            <wp:docPr descr="" title="" id="12" name="Picture"/>
+            <wp:docPr descr="" title="" id="24" name="Picture"/>
             <a:graphic>
               <a:graphicData uri="http://schemas.openxmlformats.org/drawingml/2006/picture">
                 <pic:pic>
                   <pic:nvPicPr>
-                    <pic:cNvPr descr="lessons/chapters\screenshots/ch06_Flash.png" id="13" name="Picture"/>
+                    <pic:cNvPr descr="lessons/chapters/screenshots/ch06_Score7.png" id="25" name="Picture"/>
                     <pic:cNvPicPr>
                       <a:picLocks noChangeArrowheads="1" noChangeAspect="1"/>
                     </pic:cNvPicPr>
                   </pic:nvPicPr>
                   <pic:blipFill>
-                    <a:blip r:embed="rId11"/>
+                    <a:blip r:embed="rId23"/>
                     <a:stretch>
                       <a:fillRect/>
                     </a:stretch>
@@ -1009,7 +2338,7 @@
                   <pic:spPr bwMode="auto">
                     <a:xfrm>
                       <a:off x="0" y="0"/>
-                      <a:ext cx="3108960" cy="2331720"/>
+                      <a:ext cx="3108960" cy="717452"/>
                     </a:xfrm>
                     <a:prstGeom prst="rect">
                       <a:avLst/>
@@ -1035,7 +2364,7 @@
         <w:pStyle w:val="ScreenshotCaption"/>
       </w:pPr>
       <w:r>
-        <w:t xml:space="preserve">Touching the coin.</w:t>
+        <w:t xml:space="preserve">The cheat.</w:t>
       </w:r>
     </w:p>
     <w:p>
@@ -1043,63 +2372,50 @@
         <w:pStyle w:val="BodyText"/>
       </w:pPr>
       <w:r>
+        <w:t xml:space="preserve">Setting a value by hand to check that the display works is a real technique. </w:t>
+      </w:r>
+      <w:r>
+        <w:t xml:space="preserve"> </w:t>
+      </w:r>
+      <w:r>
+        <w:t xml:space="preserve">Programmers do it all the time.  Set it back to</w:t>
+      </w:r>
+      <w:r>
+        <w:t xml:space="preserve"> </w:t>
+      </w:r>
+      <w:r>
         <w:rPr>
           <w:rStyle w:val="VerbatimChar"/>
         </w:rPr>
-        <w:t xml:space="preserve">draw()</w:t>
-      </w:r>
-      <w:r>
-        <w:t xml:space="preserve"> </w:t>
-      </w:r>
-      <w:r>
-        <w:t xml:space="preserve">runs sixty times a second, so it asks</w:t>
-      </w:r>
-      <w:r>
-        <w:t xml:space="preserve"> </w:t>
-      </w:r>
-      <w:r>
-        <w:rPr>
-          <w:i/>
-          <w:iCs/>
-        </w:rPr>
-        <w:t xml:space="preserve">are they touching?</w:t>
-      </w:r>
-      <w:r>
-        <w:t xml:space="preserve"> </w:t>
-      </w:r>
-      <w:r>
-        <w:t xml:space="preserve">sixty times</w:t>
-      </w:r>
-      <w:r>
-        <w:t xml:space="preserve"> </w:t>
-      </w:r>
-      <w:r>
-        <w:t xml:space="preserve">a second.  On every frame the answer is yes, the sky is gold.</w:t>
-      </w:r>
-    </w:p>
-    <w:bookmarkEnd w:id="14"/>
-    <w:bookmarkStart w:id="15" w:name="step-2---generous-or-precise"/>
+        <w:t xml:space="preserve">0</w:t>
+      </w:r>
+      <w:r>
+        <w:t xml:space="preserve">.</w:t>
+      </w:r>
+    </w:p>
     <w:p>
       <w:pPr>
         <w:pStyle w:val="Heading2"/>
       </w:pPr>
-      <w:r>
-        <w:t xml:space="preserve">Step 2 - Generous or precise</w:t>
-      </w:r>
-    </w:p>
-    <w:p>
-      <w:pPr>
-        <w:pStyle w:val="FirstParagraph"/>
+      <w:bookmarkStart w:id="26" w:name="_519ed9fab0f455c57106f11430abb73c48a22c8"/>
+      <w:r>
+        <w:t xml:space="preserve">Step 5 - A point per touch</w:t>
+      </w:r>
+      <w:bookmarkEnd w:id="26"/>
+    </w:p>
+    <w:p>
+      <w:pPr>
+        <w:pStyle w:val="KeepWithNext"/>
       </w:pPr>
       <w:r>
         <w:rPr>
           <w:b/>
           <w:bCs/>
         </w:rPr>
-        <w:t xml:space="preserve">Your turn.</w:t>
-      </w:r>
-      <w:r>
-        <w:t xml:space="preserve">  If touching the coin feels too hard or too easy, open your</w:t>
+        <w:t xml:space="preserve">Build it.</w:t>
+      </w:r>
+      <w:r>
+        <w:t xml:space="preserve">  Above the three score lines, add the collision</w:t>
       </w:r>
       <w:r>
         <w:t xml:space="preserve"> </w:t>
@@ -1108,87 +2424,19 @@
         <w:rPr>
           <w:rStyle w:val="VerbatimChar"/>
         </w:rPr>
-        <w:t xml:space="preserve">MyCharacter</w:t>
-      </w:r>
-      <w:r>
-        <w:t xml:space="preserve"> </w:t>
-      </w:r>
-      <w:r>
-        <w:t xml:space="preserve">tab and change the radius in the</w:t>
-      </w:r>
-      <w:r>
-        <w:t xml:space="preserve"> </w:t>
-      </w:r>
-      <w:r>
-        <w:rPr>
-          <w:rStyle w:val="VerbatimChar"/>
-        </w:rPr>
-        <w:t xml:space="preserve">super(...)</w:t>
-      </w:r>
-      <w:r>
-        <w:t xml:space="preserve"> </w:t>
-      </w:r>
-      <w:r>
-        <w:t xml:space="preserve">line.  A bigger</w:t>
-      </w:r>
-      <w:r>
-        <w:t xml:space="preserve"> </w:t>
-      </w:r>
-      <w:r>
-        <w:t xml:space="preserve">radius touches things from further away, which feels generous.  A smaller one</w:t>
-      </w:r>
-      <w:r>
-        <w:t xml:space="preserve"> </w:t>
-      </w:r>
-      <w:r>
-        <w:t xml:space="preserve">means you have to be right on top of something, which feels precise.  Which do</w:t>
-      </w:r>
-      <w:r>
-        <w:t xml:space="preserve"> </w:t>
-      </w:r>
-      <w:r>
-        <w:t xml:space="preserve">you want your game to be?</w:t>
-      </w:r>
-    </w:p>
-    <w:bookmarkEnd w:id="15"/>
-    <w:bookmarkEnd w:id="16"/>
-    <w:bookmarkStart w:id="33" w:name="part-two---keep-score"/>
-    <w:p>
-      <w:pPr>
-        <w:pStyle w:val="Heading1"/>
-      </w:pPr>
-      <w:r>
-        <w:t xml:space="preserve">Part Two - Keep score</w:t>
-      </w:r>
-    </w:p>
-    <w:bookmarkStart w:id="17" w:name="step-3---a-number-that-remembers"/>
-    <w:p>
-      <w:pPr>
-        <w:pStyle w:val="Heading2"/>
-      </w:pPr>
-      <w:r>
-        <w:t xml:space="preserve">Step 3 - A number that remembers</w:t>
-      </w:r>
-    </w:p>
-    <w:p>
-      <w:pPr>
-        <w:pStyle w:val="KeepWithNext"/>
-      </w:pPr>
-      <w:r>
-        <w:rPr>
-          <w:b/>
-          <w:bCs/>
-        </w:rPr>
-        <w:t xml:space="preserve">Build it.</w:t>
-      </w:r>
-      <w:r>
-        <w:t xml:space="preserve">  Delete the gold flash.  Then, at the very top of your sketch, next</w:t>
-      </w:r>
-      <w:r>
-        <w:t xml:space="preserve"> </w:t>
-      </w:r>
-      <w:r>
-        <w:t xml:space="preserve">to your other variables, add:</w:t>
+        <w:t xml:space="preserve">if</w:t>
+      </w:r>
+      <w:r>
+        <w:t xml:space="preserve"> </w:t>
+      </w:r>
+      <w:r>
+        <w:t xml:space="preserve">again, this</w:t>
+      </w:r>
+      <w:r>
+        <w:t xml:space="preserve"> </w:t>
+      </w:r>
+      <w:r>
+        <w:t xml:space="preserve">time with a point inside:</w:t>
       </w:r>
     </w:p>
     <w:p>
@@ -1197,21 +2445,96 @@
       </w:pPr>
       <w:r>
         <w:rPr>
-          <w:rStyle w:val="DataTypeTok"/>
-        </w:rPr>
-        <w:t xml:space="preserve">int</w:t>
+          <w:rStyle w:val="ControlFlowTok"/>
+        </w:rPr>
+        <w:t xml:space="preserve">if</w:t>
       </w:r>
       <w:r>
         <w:rPr>
           <w:rStyle w:val="NormalTok"/>
         </w:rPr>
+        <w:t xml:space="preserve"> </w:t>
+      </w:r>
+      <w:r>
+        <w:rPr>
+          <w:rStyle w:val="OperatorTok"/>
+        </w:rPr>
+        <w:t xml:space="preserve">(</w:t>
+      </w:r>
+      <w:r>
+        <w:rPr>
+          <w:rStyle w:val="NormalTok"/>
+        </w:rPr>
+        <w:t xml:space="preserve">player</w:t>
+      </w:r>
+      <w:r>
+        <w:rPr>
+          <w:rStyle w:val="OperatorTok"/>
+        </w:rPr>
+        <w:t xml:space="preserve">.</w:t>
+      </w:r>
+      <w:r>
+        <w:rPr>
+          <w:rStyle w:val="FunctionTok"/>
+        </w:rPr>
+        <w:t xml:space="preserve">collidesWith</w:t>
+      </w:r>
+      <w:r>
+        <w:rPr>
+          <w:rStyle w:val="OperatorTok"/>
+        </w:rPr>
+        <w:t xml:space="preserve">(</w:t>
+      </w:r>
+      <w:r>
+        <w:rPr>
+          <w:rStyle w:val="NormalTok"/>
+        </w:rPr>
+        <w:t xml:space="preserve">coin</w:t>
+      </w:r>
+      <w:r>
+        <w:rPr>
+          <w:rStyle w:val="OperatorTok"/>
+        </w:rPr>
+        <w:t xml:space="preserve">))</w:t>
+      </w:r>
+      <w:r>
+        <w:rPr>
+          <w:rStyle w:val="NormalTok"/>
+        </w:rPr>
+        <w:t xml:space="preserve"> </w:t>
+      </w:r>
+      <w:r>
+        <w:rPr>
+          <w:rStyle w:val="OperatorTok"/>
+        </w:rPr>
+        <w:t xml:space="preserve">{</w:t>
+      </w:r>
+      <w:r>
+        <w:br/>
+      </w:r>
+      <w:r>
+        <w:rPr>
+          <w:rStyle w:val="NormalTok"/>
+        </w:rPr>
+        <w:t xml:space="preserve">  score </w:t>
+      </w:r>
+      <w:r>
+        <w:rPr>
+          <w:rStyle w:val="OperatorTok"/>
+        </w:rPr>
+        <w:t xml:space="preserve">=</w:t>
+      </w:r>
+      <w:r>
+        <w:rPr>
+          <w:rStyle w:val="NormalTok"/>
+        </w:rPr>
         <w:t xml:space="preserve"> score </w:t>
       </w:r>
       <w:r>
         <w:rPr>
           <w:rStyle w:val="OperatorTok"/>
         </w:rPr>
-        <w:t xml:space="preserve">=</w:t>
+        <w:t xml:space="preserve">+</w:t>
       </w:r>
       <w:r>
         <w:rPr>
@@ -1223,7 +2546,7 @@
         <w:rPr>
           <w:rStyle w:val="DecValTok"/>
         </w:rPr>
-        <w:t xml:space="preserve">0</w:t>
+        <w:t xml:space="preserve">1</w:t>
       </w:r>
       <w:r>
         <w:rPr>
@@ -1235,13 +2558,22 @@
         <w:rPr>
           <w:rStyle w:val="NormalTok"/>
         </w:rPr>
-        <w:t xml:space="preserve">     </w:t>
+        <w:t xml:space="preserve">   </w:t>
       </w:r>
       <w:r>
         <w:rPr>
           <w:rStyle w:val="CommentTok"/>
         </w:rPr>
-        <w:t xml:space="preserve">// a whole number, starts at zero</w:t>
+        <w:t xml:space="preserve">// add a point</w:t>
+      </w:r>
+      <w:r>
+        <w:br/>
+      </w:r>
+      <w:r>
+        <w:rPr>
+          <w:rStyle w:val="OperatorTok"/>
+        </w:rPr>
+        <w:t xml:space="preserve">}</w:t>
       </w:r>
     </w:p>
     <w:tbl>
@@ -1311,7 +2643,7 @@
                 <w:b/>
                 <w:bCs/>
               </w:rPr>
-              <w:t xml:space="preserve">int</w:t>
+              <w:t xml:space="preserve">score = score + 1</w:t>
             </w:r>
           </w:p>
           <w:p>
@@ -1319,73 +2651,7 @@
               <w:pStyle w:val="BodyText"/>
             </w:pPr>
             <w:r>
-              <w:rPr>
-                <w:rStyle w:val="VerbatimChar"/>
-              </w:rPr>
-              <w:t xml:space="preserve">int</w:t>
-            </w:r>
-            <w:r>
-              <w:t xml:space="preserve"> </w:t>
-            </w:r>
-            <w:r>
-              <w:t xml:space="preserve">is the kind of variable that holds a whole number: </w:t>
-            </w:r>
-            <w:r>
-              <w:t xml:space="preserve"> </w:t>
-            </w:r>
-            <w:r>
-              <w:rPr>
-                <w:rStyle w:val="VerbatimChar"/>
-              </w:rPr>
-              <w:t xml:space="preserve">0</w:t>
-            </w:r>
-            <w:r>
-              <w:t xml:space="preserve">,</w:t>
-            </w:r>
-            <w:r>
-              <w:t xml:space="preserve"> </w:t>
-            </w:r>
-            <w:r>
-              <w:rPr>
-                <w:rStyle w:val="VerbatimChar"/>
-              </w:rPr>
-              <w:t xml:space="preserve">7</w:t>
-            </w:r>
-            <w:r>
-              <w:t xml:space="preserve">,</w:t>
-            </w:r>
-            <w:r>
-              <w:t xml:space="preserve"> </w:t>
-            </w:r>
-            <w:r>
-              <w:rPr>
-                <w:rStyle w:val="VerbatimChar"/>
-              </w:rPr>
-              <w:t xml:space="preserve">-3</w:t>
-            </w:r>
-            <w:r>
-              <w:t xml:space="preserve">.  No</w:t>
-            </w:r>
-            <w:r>
-              <w:t xml:space="preserve"> </w:t>
-            </w:r>
-            <w:r>
-              <w:t xml:space="preserve">decimal point. </w:t>
-            </w:r>
-            <w:r>
-              <w:t xml:space="preserve"> </w:t>
-            </w:r>
-            <w:r>
-              <w:rPr>
-                <w:rStyle w:val="VerbatimChar"/>
-              </w:rPr>
-              <w:t xml:space="preserve">int score = 0;</w:t>
-            </w:r>
-            <w:r>
-              <w:t xml:space="preserve"> </w:t>
-            </w:r>
-            <w:r>
-              <w:t xml:space="preserve">makes a box called</w:t>
+              <w:t xml:space="preserve">Read it right to left.  Take what's in</w:t>
             </w:r>
             <w:r>
               <w:t xml:space="preserve"> </w:t>
@@ -1397,10 +2663,13 @@
               <w:t xml:space="preserve">score</w:t>
             </w:r>
             <w:r>
+              <w:t xml:space="preserve">, add one, and put the answer</w:t>
+            </w:r>
+            <w:r>
               <w:t xml:space="preserve"> </w:t>
             </w:r>
             <w:r>
-              <w:t xml:space="preserve">and puts a</w:t>
+              <w:t xml:space="preserve">back in</w:t>
             </w:r>
             <w:r>
               <w:t xml:space="preserve"> </w:t>
@@ -1409,19 +2678,38 @@
               <w:rPr>
                 <w:rStyle w:val="VerbatimChar"/>
               </w:rPr>
-              <w:t xml:space="preserve">0</w:t>
+              <w:t xml:space="preserve">score</w:t>
+            </w:r>
+            <w:r>
+              <w:t xml:space="preserve">.  The</w:t>
             </w:r>
             <w:r>
               <w:t xml:space="preserve"> </w:t>
             </w:r>
             <w:r>
-              <w:t xml:space="preserve">in</w:t>
+              <w:rPr>
+                <w:rStyle w:val="VerbatimChar"/>
+              </w:rPr>
+              <w:t xml:space="preserve">=</w:t>
             </w:r>
             <w:r>
               <w:t xml:space="preserve"> </w:t>
             </w:r>
             <w:r>
-              <w:t xml:space="preserve">it, on the same line.</w:t>
+              <w:t xml:space="preserve">means</w:t>
+            </w:r>
+            <w:r>
+              <w:t xml:space="preserve"> </w:t>
+            </w:r>
+            <w:r>
+              <w:rPr>
+                <w:i/>
+                <w:iCs/>
+              </w:rPr>
+              <w:t xml:space="preserve">make this equal to that</w:t>
+            </w:r>
+            <w:r>
+              <w:t xml:space="preserve">.</w:t>
             </w:r>
           </w:p>
         </w:tc>
@@ -1437,428 +2725,7 @@
         <w:pStyle w:val="KeepWithNext"/>
       </w:pPr>
       <w:r>
-        <w:t xml:space="preserve">A score has to remember something from one frame to the next.  So it goes at the</w:t>
-      </w:r>
-      <w:r>
-        <w:t xml:space="preserve"> </w:t>
-      </w:r>
-      <w:r>
-        <w:t xml:space="preserve">very</w:t>
-      </w:r>
-      <w:r>
-        <w:t xml:space="preserve"> </w:t>
-      </w:r>
-      <w:r>
-        <w:rPr>
-          <w:b/>
-          <w:bCs/>
-        </w:rPr>
-        <w:t xml:space="preserve">top</w:t>
-      </w:r>
-      <w:r>
-        <w:t xml:space="preserve"> </w:t>
-      </w:r>
-      <w:r>
-        <w:t xml:space="preserve">of your sketch, outside</w:t>
-      </w:r>
-      <w:r>
-        <w:t xml:space="preserve"> </w:t>
-      </w:r>
-      <w:r>
-        <w:rPr>
-          <w:rStyle w:val="VerbatimChar"/>
-        </w:rPr>
-        <w:t xml:space="preserve">setup()</w:t>
-      </w:r>
-      <w:r>
-        <w:t xml:space="preserve"> </w:t>
-      </w:r>
-      <w:r>
-        <w:t xml:space="preserve">and outside</w:t>
-      </w:r>
-      <w:r>
-        <w:t xml:space="preserve"> </w:t>
-      </w:r>
-      <w:r>
-        <w:rPr>
-          <w:rStyle w:val="VerbatimChar"/>
-        </w:rPr>
-        <w:t xml:space="preserve">draw()</w:t>
-      </w:r>
-      <w:r>
-        <w:t xml:space="preserve">.  Up there,</w:t>
-      </w:r>
-      <w:r>
-        <w:t xml:space="preserve"> </w:t>
-      </w:r>
-      <w:r>
-        <w:t xml:space="preserve">every function in your sketch can see it.</w:t>
-      </w:r>
-    </w:p>
-    <w:tbl>
-      <w:tblPr>
-        <w:tblW w:w="9360" w:type="dxa"/>
-        <w:tblInd w:w="92" w:type="dxa"/>
-        <w:tblLayout w:type="fixed"/>
-        <w:tblBorders>
-          <w:top w:val="nil"/>
-          <w:left w:val="nil"/>
-          <w:bottom w:val="nil"/>
-          <w:right w:val="nil"/>
-          <w:insideH w:val="nil"/>
-          <w:insideV w:val="nil"/>
-        </w:tblBorders>
-        <w:tblCellMar>
-          <w:top w:w="0" w:type="dxa"/>
-          <w:left w:w="200" w:type="dxa"/>
-          <w:bottom w:w="0" w:type="dxa"/>
-          <w:right w:w="200" w:type="dxa"/>
-        </w:tblCellMar>
-        <w:tblLook w:val="0000" w:firstRow="0" w:lastRow="0" w:firstColumn="0" w:lastColumn="0" w:noHBand="1" w:noVBand="1"/>
-      </w:tblPr>
-      <w:tblGrid>
-        <w:gridCol w:w="9360"/>
-      </w:tblGrid>
-      <w:tr>
-        <w:trPr>
-          <w:cantSplit/>
-        </w:trPr>
-        <w:tc>
-          <w:tcPr>
-            <w:tcW w:w="9360" w:type="dxa"/>
-            <w:tcBorders>
-              <w:top w:val="single" w:sz="4" w:space="0" w:color="F0C9C4"/>
-              <w:left w:val="single" w:sz="36" w:space="0" w:color="B4382C"/>
-              <w:bottom w:val="single" w:sz="4" w:space="0" w:color="F0C9C4"/>
-              <w:right w:val="single" w:sz="4" w:space="0" w:color="F0C9C4"/>
-            </w:tcBorders>
-            <w:shd w:val="clear" w:color="auto" w:fill="FDF2F1"/>
-            <w:tcMar>
-              <w:top w:w="60" w:type="dxa"/>
-              <w:bottom w:w="60" w:type="dxa"/>
-            </w:tcMar>
-          </w:tcPr>
-          <w:p>
-            <w:pPr>
-              <w:pStyle w:val="KeepWithNext"/>
-            </w:pPr>
-            <w:r>
-              <w:rPr>
-                <w:b/>
-                <w:bCs/>
-              </w:rPr>
-              <w:t xml:space="preserve">Watch out.</w:t>
-            </w:r>
-            <w:r>
-              <w:t xml:space="preserve">  Put</w:t>
-            </w:r>
-            <w:r>
-              <w:t xml:space="preserve"> </w:t>
-            </w:r>
-            <w:r>
-              <w:rPr>
-                <w:rStyle w:val="VerbatimChar"/>
-              </w:rPr>
-              <w:t xml:space="preserve">int score = 0;</w:t>
-            </w:r>
-            <w:r>
-              <w:t xml:space="preserve"> </w:t>
-            </w:r>
-            <w:r>
-              <w:t xml:space="preserve">inside</w:t>
-            </w:r>
-            <w:r>
-              <w:t xml:space="preserve"> </w:t>
-            </w:r>
-            <w:r>
-              <w:rPr>
-                <w:rStyle w:val="VerbatimChar"/>
-              </w:rPr>
-              <w:t xml:space="preserve">setup()</w:t>
-            </w:r>
-            <w:r>
-              <w:t xml:space="preserve">, and the box only exists</w:t>
-            </w:r>
-            <w:r>
-              <w:t xml:space="preserve"> </w:t>
-            </w:r>
-            <w:r>
-              <w:t xml:space="preserve">while</w:t>
-            </w:r>
-            <w:r>
-              <w:t xml:space="preserve"> </w:t>
-            </w:r>
-            <w:r>
-              <w:rPr>
-                <w:rStyle w:val="VerbatimChar"/>
-              </w:rPr>
-              <w:t xml:space="preserve">setup()</w:t>
-            </w:r>
-            <w:r>
-              <w:t xml:space="preserve"> </w:t>
-            </w:r>
-            <w:r>
-              <w:t xml:space="preserve">runs. </w:t>
-            </w:r>
-            <w:r>
-              <w:t xml:space="preserve"> </w:t>
-            </w:r>
-            <w:r>
-              <w:rPr>
-                <w:rStyle w:val="VerbatimChar"/>
-              </w:rPr>
-              <w:t xml:space="preserve">draw()</w:t>
-            </w:r>
-            <w:r>
-              <w:t xml:space="preserve"> </w:t>
-            </w:r>
-            <w:r>
-              <w:t xml:space="preserve">can't see it, and the sketch stops with:</w:t>
-            </w:r>
-          </w:p>
-          <w:p>
-            <w:pPr>
-              <w:pStyle w:val="SourceCode"/>
-            </w:pPr>
-            <w:r>
-              <w:rPr>
-                <w:rStyle w:val="VerbatimChar"/>
-              </w:rPr>
-              <w:t xml:space="preserve">score cannot be resolved to a variable</w:t>
-            </w:r>
-          </w:p>
-          <w:p>
-            <w:pPr>
-              <w:pStyle w:val="FirstParagraph"/>
-            </w:pPr>
-            <w:r>
-              <w:t xml:space="preserve">Move it back to the top.</w:t>
-            </w:r>
-          </w:p>
-        </w:tc>
-      </w:tr>
-    </w:tbl>
-    <w:p>
-      <w:pPr>
-        <w:spacing w:before="0" w:after="0" w:line="120" w:lineRule="exact"/>
-      </w:pPr>
-    </w:p>
-    <w:bookmarkEnd w:id="17"/>
-    <w:bookmarkStart w:id="24" w:name="step-4---the-score-on-the-screen"/>
-    <w:p>
-      <w:pPr>
-        <w:pStyle w:val="Heading2"/>
-      </w:pPr>
-      <w:r>
-        <w:t xml:space="preserve">Step 4 - The score on the screen</w:t>
-      </w:r>
-    </w:p>
-    <w:p>
-      <w:pPr>
-        <w:pStyle w:val="KeepWithNext"/>
-      </w:pPr>
-      <w:r>
-        <w:rPr>
-          <w:b/>
-          <w:bCs/>
-        </w:rPr>
-        <w:t xml:space="preserve">Build it.</w:t>
-      </w:r>
-      <w:r>
-        <w:t xml:space="preserve">  At the bottom of</w:t>
-      </w:r>
-      <w:r>
-        <w:t xml:space="preserve"> </w:t>
-      </w:r>
-      <w:r>
-        <w:rPr>
-          <w:rStyle w:val="VerbatimChar"/>
-        </w:rPr>
-        <w:t xml:space="preserve">draw()</w:t>
-      </w:r>
-      <w:r>
-        <w:t xml:space="preserve">, add three lines:</w:t>
-      </w:r>
-    </w:p>
-    <w:p>
-      <w:pPr>
-        <w:pStyle w:val="SourceCode"/>
-      </w:pPr>
-      <w:r>
-        <w:rPr>
-          <w:rStyle w:val="FunctionTok"/>
-        </w:rPr>
-        <w:t xml:space="preserve">fill</w:t>
-      </w:r>
-      <w:r>
-        <w:rPr>
-          <w:rStyle w:val="OperatorTok"/>
-        </w:rPr>
-        <w:t xml:space="preserve">(</w:t>
-      </w:r>
-      <w:r>
-        <w:rPr>
-          <w:rStyle w:val="DecValTok"/>
-        </w:rPr>
-        <w:t xml:space="preserve">50</w:t>
-      </w:r>
-      <w:r>
-        <w:rPr>
-          <w:rStyle w:val="OperatorTok"/>
-        </w:rPr>
-        <w:t xml:space="preserve">);</w:t>
-      </w:r>
-      <w:r>
-        <w:rPr>
-          <w:rStyle w:val="NormalTok"/>
-        </w:rPr>
-        <w:t xml:space="preserve">                          </w:t>
-      </w:r>
-      <w:r>
-        <w:rPr>
-          <w:rStyle w:val="CommentTok"/>
-        </w:rPr>
-        <w:t xml:space="preserve">// the text color</w:t>
-      </w:r>
-      <w:r>
-        <w:br/>
-      </w:r>
-      <w:r>
-        <w:rPr>
-          <w:rStyle w:val="FunctionTok"/>
-        </w:rPr>
-        <w:t xml:space="preserve">textSize</w:t>
-      </w:r>
-      <w:r>
-        <w:rPr>
-          <w:rStyle w:val="OperatorTok"/>
-        </w:rPr>
-        <w:t xml:space="preserve">(</w:t>
-      </w:r>
-      <w:r>
-        <w:rPr>
-          <w:rStyle w:val="DecValTok"/>
-        </w:rPr>
-        <w:t xml:space="preserve">24</w:t>
-      </w:r>
-      <w:r>
-        <w:rPr>
-          <w:rStyle w:val="OperatorTok"/>
-        </w:rPr>
-        <w:t xml:space="preserve">);</w:t>
-      </w:r>
-      <w:r>
-        <w:rPr>
-          <w:rStyle w:val="NormalTok"/>
-        </w:rPr>
-        <w:t xml:space="preserve">                      </w:t>
-      </w:r>
-      <w:r>
-        <w:rPr>
-          <w:rStyle w:val="CommentTok"/>
-        </w:rPr>
-        <w:t xml:space="preserve">// how big</w:t>
-      </w:r>
-      <w:r>
-        <w:br/>
-      </w:r>
-      <w:r>
-        <w:rPr>
-          <w:rStyle w:val="FunctionTok"/>
-        </w:rPr>
-        <w:t xml:space="preserve">text</w:t>
-      </w:r>
-      <w:r>
-        <w:rPr>
-          <w:rStyle w:val="OperatorTok"/>
-        </w:rPr>
-        <w:t xml:space="preserve">(</w:t>
-      </w:r>
-      <w:r>
-        <w:rPr>
-          <w:rStyle w:val="StringTok"/>
-        </w:rPr>
-        <w:t xml:space="preserve">"Score: "</w:t>
-      </w:r>
-      <w:r>
-        <w:rPr>
-          <w:rStyle w:val="NormalTok"/>
-        </w:rPr>
-        <w:t xml:space="preserve"> </w:t>
-      </w:r>
-      <w:r>
-        <w:rPr>
-          <w:rStyle w:val="OperatorTok"/>
-        </w:rPr>
-        <w:t xml:space="preserve">+</w:t>
-      </w:r>
-      <w:r>
-        <w:rPr>
-          <w:rStyle w:val="NormalTok"/>
-        </w:rPr>
-        <w:t xml:space="preserve"> score</w:t>
-      </w:r>
-      <w:r>
-        <w:rPr>
-          <w:rStyle w:val="OperatorTok"/>
-        </w:rPr>
-        <w:t xml:space="preserve">,</w:t>
-      </w:r>
-      <w:r>
-        <w:rPr>
-          <w:rStyle w:val="NormalTok"/>
-        </w:rPr>
-        <w:t xml:space="preserve"> </w:t>
-      </w:r>
-      <w:r>
-        <w:rPr>
-          <w:rStyle w:val="DecValTok"/>
-        </w:rPr>
-        <w:t xml:space="preserve">20</w:t>
-      </w:r>
-      <w:r>
-        <w:rPr>
-          <w:rStyle w:val="OperatorTok"/>
-        </w:rPr>
-        <w:t xml:space="preserve">,</w:t>
-      </w:r>
-      <w:r>
-        <w:rPr>
-          <w:rStyle w:val="NormalTok"/>
-        </w:rPr>
-        <w:t xml:space="preserve"> </w:t>
-      </w:r>
-      <w:r>
-        <w:rPr>
-          <w:rStyle w:val="DecValTok"/>
-        </w:rPr>
-        <w:t xml:space="preserve">36</w:t>
-      </w:r>
-      <w:r>
-        <w:rPr>
-          <w:rStyle w:val="OperatorTok"/>
-        </w:rPr>
-        <w:t xml:space="preserve">);</w:t>
-      </w:r>
-      <w:r>
-        <w:rPr>
-          <w:rStyle w:val="NormalTok"/>
-        </w:rPr>
-        <w:t xml:space="preserve">   </w:t>
-      </w:r>
-      <w:r>
-        <w:rPr>
-          <w:rStyle w:val="CommentTok"/>
-        </w:rPr>
-        <w:t xml:space="preserve">// what, then x, then y</w:t>
-      </w:r>
-    </w:p>
-    <w:p>
-      <w:pPr>
-        <w:pStyle w:val="KeepWithNext"/>
-      </w:pPr>
-      <w:r>
-        <w:t xml:space="preserve">Run it.</w:t>
+        <w:t xml:space="preserve">Run it, and sit your player on the coin.  Watch the score.</w:t>
       </w:r>
     </w:p>
     <w:tbl>
@@ -1916,22 +2783,7 @@
               <w:t xml:space="preserve">Check.</w:t>
             </w:r>
             <w:r>
-              <w:t xml:space="preserve"> </w:t>
-            </w:r>
-            <w:r>
-              <w:t xml:space="preserve"> </w:t>
-            </w:r>
-            <w:r>
-              <w:rPr>
-                <w:rStyle w:val="VerbatimChar"/>
-              </w:rPr>
-              <w:t xml:space="preserve">Score: 0</w:t>
-            </w:r>
-            <w:r>
-              <w:t xml:space="preserve"> </w:t>
-            </w:r>
-            <w:r>
-              <w:t xml:space="preserve">in the top-left corner.</w:t>
+              <w:t xml:space="preserve">  The score races upward, as long as you're touching the coin.</w:t>
             </w:r>
           </w:p>
         </w:tc>
@@ -1951,18 +2803,18 @@
           <wp:inline>
             <wp:extent cx="3108960" cy="717452"/>
             <wp:effectExtent b="0" l="0" r="0" t="0"/>
-            <wp:docPr descr="" title="" id="19" name="Picture"/>
+            <wp:docPr descr="" title="" id="28" name="Picture"/>
             <a:graphic>
               <a:graphicData uri="http://schemas.openxmlformats.org/drawingml/2006/picture">
                 <pic:pic>
                   <pic:nvPicPr>
-                    <pic:cNvPr descr="lessons/chapters\screenshots/ch06_Score0.png" id="20" name="Picture"/>
+                    <pic:cNvPr descr="lessons/chapters/screenshots/ch06_Racing.png" id="29" name="Picture"/>
                     <pic:cNvPicPr>
                       <a:picLocks noChangeArrowheads="1" noChangeAspect="1"/>
                     </pic:cNvPicPr>
                   </pic:nvPicPr>
                   <pic:blipFill>
-                    <a:blip r:embed="rId18"/>
+                    <a:blip r:embed="rId27"/>
                     <a:stretch>
                       <a:fillRect/>
                     </a:stretch>
@@ -1996,191 +2848,85 @@
         <w:pStyle w:val="ScreenshotCaption"/>
       </w:pPr>
       <w:r>
-        <w:t xml:space="preserve">The score.</w:t>
-      </w:r>
-    </w:p>
-    <w:tbl>
-      <w:tblPr>
-        <w:tblW w:w="9360" w:type="dxa"/>
-        <w:tblInd w:w="92" w:type="dxa"/>
-        <w:tblLayout w:type="fixed"/>
-        <w:tblBorders>
-          <w:top w:val="nil"/>
-          <w:left w:val="nil"/>
-          <w:bottom w:val="nil"/>
-          <w:right w:val="nil"/>
-          <w:insideH w:val="nil"/>
-          <w:insideV w:val="nil"/>
-        </w:tblBorders>
-        <w:tblCellMar>
-          <w:top w:w="0" w:type="dxa"/>
-          <w:left w:w="200" w:type="dxa"/>
-          <w:bottom w:w="0" w:type="dxa"/>
-          <w:right w:w="200" w:type="dxa"/>
-        </w:tblCellMar>
-        <w:tblLook w:val="0000" w:firstRow="0" w:lastRow="0" w:firstColumn="0" w:lastColumn="0" w:noHBand="1" w:noVBand="1"/>
-      </w:tblPr>
-      <w:tblGrid>
-        <w:gridCol w:w="9360"/>
-      </w:tblGrid>
-      <w:tr>
-        <w:trPr>
-          <w:cantSplit/>
-        </w:trPr>
-        <w:tc>
-          <w:tcPr>
-            <w:tcW w:w="9360" w:type="dxa"/>
-            <w:tcBorders>
-              <w:top w:val="single" w:sz="4" w:space="0" w:color="CFE0F3"/>
-              <w:left w:val="single" w:sz="36" w:space="0" w:color="2B6CB0"/>
-              <w:bottom w:val="single" w:sz="4" w:space="0" w:color="CFE0F3"/>
-              <w:right w:val="single" w:sz="4" w:space="0" w:color="CFE0F3"/>
-            </w:tcBorders>
-            <w:shd w:val="clear" w:color="auto" w:fill="F2F7FD"/>
-            <w:tcMar>
-              <w:top w:w="60" w:type="dxa"/>
-              <w:bottom w:w="60" w:type="dxa"/>
-            </w:tcMar>
-          </w:tcPr>
-          <w:p>
-            <w:pPr>
-              <w:pStyle w:val="BodyText"/>
-            </w:pPr>
-            <w:r>
-              <w:rPr>
-                <w:b/>
-                <w:bCs/>
-              </w:rPr>
-              <w:t xml:space="preserve">Aside: </w:t>
-            </w:r>
-            <w:r>
-              <w:rPr>
-                <w:b/>
-                <w:bCs/>
-              </w:rPr>
-              <w:t xml:space="preserve"> </w:t>
-            </w:r>
-            <w:r>
-              <w:rPr>
-                <w:rStyle w:val="VerbatimChar"/>
-                <w:b/>
-                <w:bCs/>
-              </w:rPr>
-              <w:t xml:space="preserve">text()</w:t>
-            </w:r>
-          </w:p>
-          <w:p>
-            <w:pPr>
-              <w:pStyle w:val="BodyText"/>
-            </w:pPr>
-            <w:r>
-              <w:rPr>
-                <w:rStyle w:val="VerbatimChar"/>
-              </w:rPr>
-              <w:t xml:space="preserve">text()</w:t>
-            </w:r>
-            <w:r>
-              <w:t xml:space="preserve"> </w:t>
-            </w:r>
-            <w:r>
-              <w:t xml:space="preserve">draws words on the screen.  You give it what to say, then where:  x,</w:t>
-            </w:r>
-            <w:r>
-              <w:t xml:space="preserve"> </w:t>
-            </w:r>
-            <w:r>
-              <w:t xml:space="preserve">then y.  The</w:t>
-            </w:r>
-            <w:r>
-              <w:t xml:space="preserve"> </w:t>
-            </w:r>
-            <w:r>
-              <w:rPr>
-                <w:rStyle w:val="VerbatimChar"/>
-              </w:rPr>
-              <w:t xml:space="preserve">+</w:t>
-            </w:r>
-            <w:r>
-              <w:t xml:space="preserve"> </w:t>
-            </w:r>
-            <w:r>
-              <w:t xml:space="preserve">glues the words</w:t>
-            </w:r>
-            <w:r>
-              <w:t xml:space="preserve"> </w:t>
-            </w:r>
-            <w:r>
-              <w:rPr>
-                <w:rStyle w:val="VerbatimChar"/>
-              </w:rPr>
-              <w:t xml:space="preserve">"Score: "</w:t>
-            </w:r>
-            <w:r>
-              <w:t xml:space="preserve"> </w:t>
-            </w:r>
-            <w:r>
-              <w:t xml:space="preserve">and the number in</w:t>
-            </w:r>
-            <w:r>
-              <w:t xml:space="preserve"> </w:t>
-            </w:r>
-            <w:r>
-              <w:rPr>
-                <w:rStyle w:val="VerbatimChar"/>
-              </w:rPr>
-              <w:t xml:space="preserve">score</w:t>
-            </w:r>
-            <w:r>
-              <w:t xml:space="preserve"> </w:t>
-            </w:r>
-            <w:r>
-              <w:t xml:space="preserve">together into one piece of text.  Set</w:t>
-            </w:r>
-            <w:r>
-              <w:t xml:space="preserve"> </w:t>
-            </w:r>
-            <w:r>
-              <w:rPr>
-                <w:rStyle w:val="VerbatimChar"/>
-              </w:rPr>
-              <w:t xml:space="preserve">fill()</w:t>
-            </w:r>
-            <w:r>
-              <w:t xml:space="preserve"> </w:t>
-            </w:r>
-            <w:r>
-              <w:rPr>
-                <w:b/>
-                <w:bCs/>
-              </w:rPr>
-              <w:t xml:space="preserve">before</w:t>
-            </w:r>
-            <w:r>
-              <w:t xml:space="preserve"> </w:t>
-            </w:r>
-            <w:r>
-              <w:rPr>
-                <w:rStyle w:val="VerbatimChar"/>
-              </w:rPr>
-              <w:t xml:space="preserve">text()</w:t>
-            </w:r>
-            <w:r>
-              <w:t xml:space="preserve">, or your</w:t>
-            </w:r>
-            <w:r>
-              <w:t xml:space="preserve"> </w:t>
-            </w:r>
-            <w:r>
-              <w:t xml:space="preserve">words come out in whatever color the last shape used.</w:t>
-            </w:r>
-          </w:p>
-        </w:tc>
-      </w:tr>
-    </w:tbl>
-    <w:p>
-      <w:pPr>
-        <w:spacing w:before="0" w:after="0" w:line="120" w:lineRule="exact"/>
-      </w:pPr>
+        <w:t xml:space="preserve">A few seconds of touching.</w:t>
+      </w:r>
+    </w:p>
+    <w:p>
+      <w:pPr>
+        <w:pStyle w:val="BodyText"/>
+      </w:pPr>
+      <w:r>
+        <w:t xml:space="preserve">Why is it doing that?  Make a guess before you read on.</w:t>
+      </w:r>
+    </w:p>
+    <w:p>
+      <w:pPr>
+        <w:pStyle w:val="BodyText"/>
+      </w:pPr>
+      <w:r>
+        <w:rPr>
+          <w:rStyle w:val="VerbatimChar"/>
+        </w:rPr>
+        <w:t xml:space="preserve">draw()</w:t>
+      </w:r>
+      <w:r>
+        <w:t xml:space="preserve"> </w:t>
+      </w:r>
+      <w:r>
+        <w:t xml:space="preserve">asks</w:t>
+      </w:r>
+      <w:r>
+        <w:t xml:space="preserve"> </w:t>
+      </w:r>
+      <w:r>
+        <w:rPr>
+          <w:i/>
+          <w:iCs/>
+        </w:rPr>
+        <w:t xml:space="preserve">are they touching?</w:t>
+      </w:r>
+      <w:r>
+        <w:t xml:space="preserve"> </w:t>
+      </w:r>
+      <w:r>
+        <w:t xml:space="preserve">every frame.  For as long as you sit on the</w:t>
+      </w:r>
+      <w:r>
+        <w:t xml:space="preserve"> </w:t>
+      </w:r>
+      <w:r>
+        <w:t xml:space="preserve">coin, the answer is yes, and every yes is a point.  That's a point for every</w:t>
+      </w:r>
+      <w:r>
+        <w:t xml:space="preserve"> </w:t>
+      </w:r>
+      <w:r>
+        <w:t xml:space="preserve">frame:  sixty a second, if you sit right on it.</w:t>
+      </w:r>
+    </w:p>
+    <w:p>
+      <w:pPr>
+        <w:pStyle w:val="Heading2"/>
+      </w:pPr>
+      <w:bookmarkStart w:id="30" w:name="_223c71b5228f826dc45bb6fa8146ca134ddc253"/>
+      <w:r>
+        <w:t xml:space="preserve">Step 6 - One touch, one point</w:t>
+      </w:r>
+      <w:bookmarkEnd w:id="30"/>
+    </w:p>
+    <w:p>
+      <w:pPr>
+        <w:pStyle w:val="FirstParagraph"/>
+      </w:pPr>
+      <w:r>
+        <w:t xml:space="preserve">The fix is to end the touch the moment you count it.  Move the coin somewhere</w:t>
+      </w:r>
+      <w:r>
+        <w:t xml:space="preserve"> </w:t>
+      </w:r>
+      <w:r>
+        <w:t xml:space="preserve">else.</w:t>
+      </w:r>
     </w:p>
     <w:p>
       <w:pPr>
@@ -2194,7 +2940,7 @@
         <w:t xml:space="preserve">Build it.</w:t>
       </w:r>
       <w:r>
-        <w:t xml:space="preserve">  Test it by cheating.  Change</w:t>
+        <w:t xml:space="preserve">  Inside the same</w:t>
       </w:r>
       <w:r>
         <w:t xml:space="preserve"> </w:t>
@@ -2203,31 +2949,143 @@
         <w:rPr>
           <w:rStyle w:val="VerbatimChar"/>
         </w:rPr>
-        <w:t xml:space="preserve">int score = 0;</w:t>
-      </w:r>
-      <w:r>
-        <w:t xml:space="preserve"> </w:t>
-      </w:r>
-      <w:r>
-        <w:t xml:space="preserve">to</w:t>
-      </w:r>
-      <w:r>
-        <w:t xml:space="preserve"> </w:t>
-      </w:r>
-      <w:r>
-        <w:rPr>
-          <w:rStyle w:val="VerbatimChar"/>
-        </w:rPr>
-        <w:t xml:space="preserve">int score = 7;</w:t>
-      </w:r>
-      <w:r>
+        <w:t xml:space="preserve">if</w:t>
+      </w:r>
+      <w:r>
+        <w:t xml:space="preserve">, after the point, add:</w:t>
+      </w:r>
+    </w:p>
+    <w:p>
+      <w:pPr>
+        <w:pStyle w:val="SourceCode"/>
+      </w:pPr>
+      <w:r>
+        <w:rPr>
+          <w:rStyle w:val="NormalTok"/>
+        </w:rPr>
+        <w:t xml:space="preserve">coin</w:t>
+      </w:r>
+      <w:r>
+        <w:rPr>
+          <w:rStyle w:val="OperatorTok"/>
+        </w:rPr>
+        <w:t xml:space="preserve">.</w:t>
+      </w:r>
+      <w:r>
+        <w:rPr>
+          <w:rStyle w:val="FunctionTok"/>
+        </w:rPr>
+        <w:t xml:space="preserve">moveTo</w:t>
+      </w:r>
+      <w:r>
+        <w:rPr>
+          <w:rStyle w:val="OperatorTok"/>
+        </w:rPr>
+        <w:t xml:space="preserve">(</w:t>
+      </w:r>
+      <w:r>
+        <w:rPr>
+          <w:rStyle w:val="FunctionTok"/>
+        </w:rPr>
+        <w:t xml:space="preserve">random</w:t>
+      </w:r>
+      <w:r>
+        <w:rPr>
+          <w:rStyle w:val="OperatorTok"/>
+        </w:rPr>
+        <w:t xml:space="preserve">(</w:t>
+      </w:r>
+      <w:r>
+        <w:rPr>
+          <w:rStyle w:val="NormalTok"/>
+        </w:rPr>
+        <w:t xml:space="preserve">width</w:t>
+      </w:r>
+      <w:r>
+        <w:rPr>
+          <w:rStyle w:val="OperatorTok"/>
+        </w:rPr>
+        <w:t xml:space="preserve">),</w:t>
+      </w:r>
+      <w:r>
+        <w:rPr>
+          <w:rStyle w:val="NormalTok"/>
+        </w:rPr>
+        <w:t xml:space="preserve"> </w:t>
+      </w:r>
+      <w:r>
+        <w:rPr>
+          <w:rStyle w:val="FunctionTok"/>
+        </w:rPr>
+        <w:t xml:space="preserve">random</w:t>
+      </w:r>
+      <w:r>
+        <w:rPr>
+          <w:rStyle w:val="OperatorTok"/>
+        </w:rPr>
+        <w:t xml:space="preserve">(</w:t>
+      </w:r>
+      <w:r>
+        <w:rPr>
+          <w:rStyle w:val="DecValTok"/>
+        </w:rPr>
+        <w:t xml:space="preserve">100</w:t>
+      </w:r>
+      <w:r>
+        <w:rPr>
+          <w:rStyle w:val="OperatorTok"/>
+        </w:rPr>
         <w:t xml:space="preserve">,</w:t>
       </w:r>
       <w:r>
-        <w:t xml:space="preserve"> </w:t>
-      </w:r>
-      <w:r>
-        <w:t xml:space="preserve">and run.</w:t>
+        <w:rPr>
+          <w:rStyle w:val="NormalTok"/>
+        </w:rPr>
+        <w:t xml:space="preserve"> height </w:t>
+      </w:r>
+      <w:r>
+        <w:rPr>
+          <w:rStyle w:val="OperatorTok"/>
+        </w:rPr>
+        <w:t xml:space="preserve">-</w:t>
+      </w:r>
+      <w:r>
+        <w:rPr>
+          <w:rStyle w:val="NormalTok"/>
+        </w:rPr>
+        <w:t xml:space="preserve"> </w:t>
+      </w:r>
+      <w:r>
+        <w:rPr>
+          <w:rStyle w:val="DecValTok"/>
+        </w:rPr>
+        <w:t xml:space="preserve">150</w:t>
+      </w:r>
+      <w:r>
+        <w:rPr>
+          <w:rStyle w:val="OperatorTok"/>
+        </w:rPr>
+        <w:t xml:space="preserve">));</w:t>
+      </w:r>
+      <w:r>
+        <w:rPr>
+          <w:rStyle w:val="NormalTok"/>
+        </w:rPr>
+        <w:t xml:space="preserve">  </w:t>
+      </w:r>
+      <w:r>
+        <w:rPr>
+          <w:rStyle w:val="CommentTok"/>
+        </w:rPr>
+        <w:t xml:space="preserve">// coin jumps somewhere new</w:t>
+      </w:r>
+    </w:p>
+    <w:p>
+      <w:pPr>
+        <w:pStyle w:val="KeepWithNext"/>
+      </w:pPr>
+      <w:r>
+        <w:t xml:space="preserve">Run it.</w:t>
       </w:r>
     </w:p>
     <w:tbl>
@@ -2275,7 +3133,7 @@
           </w:tcPr>
           <w:p>
             <w:pPr>
-              <w:pStyle w:val="BodyText"/>
+              <w:pStyle w:val="FirstParagraph"/>
             </w:pPr>
             <w:r>
               <w:rPr>
@@ -2285,19 +3143,13 @@
               <w:t xml:space="preserve">Check.</w:t>
             </w:r>
             <w:r>
-              <w:t xml:space="preserve"> </w:t>
+              <w:t xml:space="preserve">  Touch the coin, and you score one point, and the coin jumps</w:t>
             </w:r>
             <w:r>
               <w:t xml:space="preserve"> </w:t>
             </w:r>
             <w:r>
-              <w:rPr>
-                <w:rStyle w:val="VerbatimChar"/>
-              </w:rPr>
-              <w:t xml:space="preserve">Score: 7</w:t>
-            </w:r>
-            <w:r>
-              <w:t xml:space="preserve">.</w:t>
+              <w:t xml:space="preserve">somewhere new.</w:t>
             </w:r>
           </w:p>
         </w:tc>
@@ -2315,870 +3167,20 @@
       <w:r>
         <w:drawing>
           <wp:inline>
-            <wp:extent cx="3108960" cy="717452"/>
+            <wp:extent cx="3108960" cy="2331720"/>
             <wp:effectExtent b="0" l="0" r="0" t="0"/>
-            <wp:docPr descr="" title="" id="22" name="Picture"/>
+            <wp:docPr descr="" title="" id="32" name="Picture"/>
             <a:graphic>
               <a:graphicData uri="http://schemas.openxmlformats.org/drawingml/2006/picture">
                 <pic:pic>
                   <pic:nvPicPr>
-                    <pic:cNvPr descr="lessons/chapters\screenshots/ch06_Score7.png" id="23" name="Picture"/>
+                    <pic:cNvPr descr="lessons/chapters/screenshots/ch06_OnePoint.png" id="33" name="Picture"/>
                     <pic:cNvPicPr>
                       <a:picLocks noChangeArrowheads="1" noChangeAspect="1"/>
                     </pic:cNvPicPr>
                   </pic:nvPicPr>
                   <pic:blipFill>
-                    <a:blip r:embed="rId21"/>
-                    <a:stretch>
-                      <a:fillRect/>
-                    </a:stretch>
-                  </pic:blipFill>
-                  <pic:spPr bwMode="auto">
-                    <a:xfrm>
-                      <a:off x="0" y="0"/>
-                      <a:ext cx="3108960" cy="717452"/>
-                    </a:xfrm>
-                    <a:prstGeom prst="rect">
-                      <a:avLst/>
-                    </a:prstGeom>
-                    <a:noFill/>
-                    <a:ln w="9525">
-                      <a:solidFill>
-                        <a:srgbClr val="C9D8E8"/>
-                      </a:solidFill>
-                      <a:headEnd/>
-                      <a:tailEnd/>
-                    </a:ln>
-                  </pic:spPr>
-                </pic:pic>
-              </a:graphicData>
-            </a:graphic>
-          </wp:inline>
-        </w:drawing>
-      </w:r>
-    </w:p>
-    <w:p>
-      <w:pPr>
-        <w:pStyle w:val="ScreenshotCaption"/>
-      </w:pPr>
-      <w:r>
-        <w:t xml:space="preserve">The cheat.</w:t>
-      </w:r>
-    </w:p>
-    <w:p>
-      <w:pPr>
-        <w:pStyle w:val="BodyText"/>
-      </w:pPr>
-      <w:r>
-        <w:t xml:space="preserve">Setting a value by hand to check that the display works is a real technique. </w:t>
-      </w:r>
-      <w:r>
-        <w:t xml:space="preserve"> </w:t>
-      </w:r>
-      <w:r>
-        <w:t xml:space="preserve">Programmers do it all the time.  Set it back to</w:t>
-      </w:r>
-      <w:r>
-        <w:t xml:space="preserve"> </w:t>
-      </w:r>
-      <w:r>
-        <w:rPr>
-          <w:rStyle w:val="VerbatimChar"/>
-        </w:rPr>
-        <w:t xml:space="preserve">0</w:t>
-      </w:r>
-      <w:r>
-        <w:t xml:space="preserve">.</w:t>
-      </w:r>
-    </w:p>
-    <w:bookmarkEnd w:id="24"/>
-    <w:bookmarkStart w:id="28" w:name="step-5---a-point-per-touch"/>
-    <w:p>
-      <w:pPr>
-        <w:pStyle w:val="Heading2"/>
-      </w:pPr>
-      <w:r>
-        <w:t xml:space="preserve">Step 5 - A point per touch</w:t>
-      </w:r>
-    </w:p>
-    <w:p>
-      <w:pPr>
-        <w:pStyle w:val="KeepWithNext"/>
-      </w:pPr>
-      <w:r>
-        <w:rPr>
-          <w:b/>
-          <w:bCs/>
-        </w:rPr>
-        <w:t xml:space="preserve">Build it.</w:t>
-      </w:r>
-      <w:r>
-        <w:t xml:space="preserve">  Above the three score lines, add the collision</w:t>
-      </w:r>
-      <w:r>
-        <w:t xml:space="preserve"> </w:t>
-      </w:r>
-      <w:r>
-        <w:rPr>
-          <w:rStyle w:val="VerbatimChar"/>
-        </w:rPr>
-        <w:t xml:space="preserve">if</w:t>
-      </w:r>
-      <w:r>
-        <w:t xml:space="preserve"> </w:t>
-      </w:r>
-      <w:r>
-        <w:t xml:space="preserve">again, this</w:t>
-      </w:r>
-      <w:r>
-        <w:t xml:space="preserve"> </w:t>
-      </w:r>
-      <w:r>
-        <w:t xml:space="preserve">time with a point inside:</w:t>
-      </w:r>
-    </w:p>
-    <w:p>
-      <w:pPr>
-        <w:pStyle w:val="SourceCode"/>
-      </w:pPr>
-      <w:r>
-        <w:rPr>
-          <w:rStyle w:val="ControlFlowTok"/>
-        </w:rPr>
-        <w:t xml:space="preserve">if</w:t>
-      </w:r>
-      <w:r>
-        <w:rPr>
-          <w:rStyle w:val="NormalTok"/>
-        </w:rPr>
-        <w:t xml:space="preserve"> </w:t>
-      </w:r>
-      <w:r>
-        <w:rPr>
-          <w:rStyle w:val="OperatorTok"/>
-        </w:rPr>
-        <w:t xml:space="preserve">(</w:t>
-      </w:r>
-      <w:r>
-        <w:rPr>
-          <w:rStyle w:val="NormalTok"/>
-        </w:rPr>
-        <w:t xml:space="preserve">player</w:t>
-      </w:r>
-      <w:r>
-        <w:rPr>
-          <w:rStyle w:val="OperatorTok"/>
-        </w:rPr>
-        <w:t xml:space="preserve">.</w:t>
-      </w:r>
-      <w:r>
-        <w:rPr>
-          <w:rStyle w:val="FunctionTok"/>
-        </w:rPr>
-        <w:t xml:space="preserve">collidesWith</w:t>
-      </w:r>
-      <w:r>
-        <w:rPr>
-          <w:rStyle w:val="OperatorTok"/>
-        </w:rPr>
-        <w:t xml:space="preserve">(</w:t>
-      </w:r>
-      <w:r>
-        <w:rPr>
-          <w:rStyle w:val="NormalTok"/>
-        </w:rPr>
-        <w:t xml:space="preserve">coin</w:t>
-      </w:r>
-      <w:r>
-        <w:rPr>
-          <w:rStyle w:val="OperatorTok"/>
-        </w:rPr>
-        <w:t xml:space="preserve">))</w:t>
-      </w:r>
-      <w:r>
-        <w:rPr>
-          <w:rStyle w:val="NormalTok"/>
-        </w:rPr>
-        <w:t xml:space="preserve"> </w:t>
-      </w:r>
-      <w:r>
-        <w:rPr>
-          <w:rStyle w:val="OperatorTok"/>
-        </w:rPr>
-        <w:t xml:space="preserve">{</w:t>
-      </w:r>
-      <w:r>
-        <w:br/>
-      </w:r>
-      <w:r>
-        <w:rPr>
-          <w:rStyle w:val="NormalTok"/>
-        </w:rPr>
-        <w:t xml:space="preserve">  score </w:t>
-      </w:r>
-      <w:r>
-        <w:rPr>
-          <w:rStyle w:val="OperatorTok"/>
-        </w:rPr>
-        <w:t xml:space="preserve">=</w:t>
-      </w:r>
-      <w:r>
-        <w:rPr>
-          <w:rStyle w:val="NormalTok"/>
-        </w:rPr>
-        <w:t xml:space="preserve"> score </w:t>
-      </w:r>
-      <w:r>
-        <w:rPr>
-          <w:rStyle w:val="OperatorTok"/>
-        </w:rPr>
-        <w:t xml:space="preserve">+</w:t>
-      </w:r>
-      <w:r>
-        <w:rPr>
-          <w:rStyle w:val="NormalTok"/>
-        </w:rPr>
-        <w:t xml:space="preserve"> </w:t>
-      </w:r>
-      <w:r>
-        <w:rPr>
-          <w:rStyle w:val="DecValTok"/>
-        </w:rPr>
-        <w:t xml:space="preserve">1</w:t>
-      </w:r>
-      <w:r>
-        <w:rPr>
-          <w:rStyle w:val="OperatorTok"/>
-        </w:rPr>
-        <w:t xml:space="preserve">;</w:t>
-      </w:r>
-      <w:r>
-        <w:rPr>
-          <w:rStyle w:val="NormalTok"/>
-        </w:rPr>
-        <w:t xml:space="preserve">   </w:t>
-      </w:r>
-      <w:r>
-        <w:rPr>
-          <w:rStyle w:val="CommentTok"/>
-        </w:rPr>
-        <w:t xml:space="preserve">// add a point</w:t>
-      </w:r>
-      <w:r>
-        <w:br/>
-      </w:r>
-      <w:r>
-        <w:rPr>
-          <w:rStyle w:val="OperatorTok"/>
-        </w:rPr>
-        <w:t xml:space="preserve">}</w:t>
-      </w:r>
-    </w:p>
-    <w:tbl>
-      <w:tblPr>
-        <w:tblW w:w="9360" w:type="dxa"/>
-        <w:tblInd w:w="92" w:type="dxa"/>
-        <w:tblLayout w:type="fixed"/>
-        <w:tblBorders>
-          <w:top w:val="nil"/>
-          <w:left w:val="nil"/>
-          <w:bottom w:val="nil"/>
-          <w:right w:val="nil"/>
-          <w:insideH w:val="nil"/>
-          <w:insideV w:val="nil"/>
-        </w:tblBorders>
-        <w:tblCellMar>
-          <w:top w:w="0" w:type="dxa"/>
-          <w:left w:w="200" w:type="dxa"/>
-          <w:bottom w:w="0" w:type="dxa"/>
-          <w:right w:w="200" w:type="dxa"/>
-        </w:tblCellMar>
-        <w:tblLook w:val="0000" w:firstRow="0" w:lastRow="0" w:firstColumn="0" w:lastColumn="0" w:noHBand="1" w:noVBand="1"/>
-      </w:tblPr>
-      <w:tblGrid>
-        <w:gridCol w:w="9360"/>
-      </w:tblGrid>
-      <w:tr>
-        <w:trPr>
-          <w:cantSplit/>
-        </w:trPr>
-        <w:tc>
-          <w:tcPr>
-            <w:tcW w:w="9360" w:type="dxa"/>
-            <w:tcBorders>
-              <w:top w:val="single" w:sz="4" w:space="0" w:color="CFE0F3"/>
-              <w:left w:val="single" w:sz="36" w:space="0" w:color="2B6CB0"/>
-              <w:bottom w:val="single" w:sz="4" w:space="0" w:color="CFE0F3"/>
-              <w:right w:val="single" w:sz="4" w:space="0" w:color="CFE0F3"/>
-            </w:tcBorders>
-            <w:shd w:val="clear" w:color="auto" w:fill="F2F7FD"/>
-            <w:tcMar>
-              <w:top w:w="60" w:type="dxa"/>
-              <w:bottom w:w="60" w:type="dxa"/>
-            </w:tcMar>
-          </w:tcPr>
-          <w:p>
-            <w:pPr>
-              <w:pStyle w:val="FirstParagraph"/>
-            </w:pPr>
-            <w:r>
-              <w:rPr>
-                <w:b/>
-                <w:bCs/>
-              </w:rPr>
-              <w:t xml:space="preserve">Aside: </w:t>
-            </w:r>
-            <w:r>
-              <w:rPr>
-                <w:b/>
-                <w:bCs/>
-              </w:rPr>
-              <w:t xml:space="preserve"> </w:t>
-            </w:r>
-            <w:r>
-              <w:rPr>
-                <w:rStyle w:val="VerbatimChar"/>
-                <w:b/>
-                <w:bCs/>
-              </w:rPr>
-              <w:t xml:space="preserve">score = score + 1</w:t>
-            </w:r>
-          </w:p>
-          <w:p>
-            <w:pPr>
-              <w:pStyle w:val="BodyText"/>
-            </w:pPr>
-            <w:r>
-              <w:t xml:space="preserve">Read it right to left.  Take what's in</w:t>
-            </w:r>
-            <w:r>
-              <w:t xml:space="preserve"> </w:t>
-            </w:r>
-            <w:r>
-              <w:rPr>
-                <w:rStyle w:val="VerbatimChar"/>
-              </w:rPr>
-              <w:t xml:space="preserve">score</w:t>
-            </w:r>
-            <w:r>
-              <w:t xml:space="preserve">, add one, and put the answer</w:t>
-            </w:r>
-            <w:r>
-              <w:t xml:space="preserve"> </w:t>
-            </w:r>
-            <w:r>
-              <w:t xml:space="preserve">back in</w:t>
-            </w:r>
-            <w:r>
-              <w:t xml:space="preserve"> </w:t>
-            </w:r>
-            <w:r>
-              <w:rPr>
-                <w:rStyle w:val="VerbatimChar"/>
-              </w:rPr>
-              <w:t xml:space="preserve">score</w:t>
-            </w:r>
-            <w:r>
-              <w:t xml:space="preserve">.  The</w:t>
-            </w:r>
-            <w:r>
-              <w:t xml:space="preserve"> </w:t>
-            </w:r>
-            <w:r>
-              <w:rPr>
-                <w:rStyle w:val="VerbatimChar"/>
-              </w:rPr>
-              <w:t xml:space="preserve">=</w:t>
-            </w:r>
-            <w:r>
-              <w:t xml:space="preserve"> </w:t>
-            </w:r>
-            <w:r>
-              <w:t xml:space="preserve">means</w:t>
-            </w:r>
-            <w:r>
-              <w:t xml:space="preserve"> </w:t>
-            </w:r>
-            <w:r>
-              <w:rPr>
-                <w:i/>
-                <w:iCs/>
-              </w:rPr>
-              <w:t xml:space="preserve">make this equal to that</w:t>
-            </w:r>
-            <w:r>
-              <w:t xml:space="preserve">.</w:t>
-            </w:r>
-          </w:p>
-        </w:tc>
-      </w:tr>
-    </w:tbl>
-    <w:p>
-      <w:pPr>
-        <w:spacing w:before="0" w:after="0" w:line="120" w:lineRule="exact"/>
-      </w:pPr>
-    </w:p>
-    <w:p>
-      <w:pPr>
-        <w:pStyle w:val="KeepWithNext"/>
-      </w:pPr>
-      <w:r>
-        <w:t xml:space="preserve">Run it, and sit your player on the coin.  Watch the score.</w:t>
-      </w:r>
-    </w:p>
-    <w:tbl>
-      <w:tblPr>
-        <w:tblW w:w="9360" w:type="dxa"/>
-        <w:tblInd w:w="92" w:type="dxa"/>
-        <w:tblLayout w:type="fixed"/>
-        <w:tblBorders>
-          <w:top w:val="nil"/>
-          <w:left w:val="nil"/>
-          <w:bottom w:val="nil"/>
-          <w:right w:val="nil"/>
-          <w:insideH w:val="nil"/>
-          <w:insideV w:val="nil"/>
-        </w:tblBorders>
-        <w:tblCellMar>
-          <w:top w:w="0" w:type="dxa"/>
-          <w:left w:w="200" w:type="dxa"/>
-          <w:bottom w:w="0" w:type="dxa"/>
-          <w:right w:w="200" w:type="dxa"/>
-        </w:tblCellMar>
-        <w:tblLook w:val="0000" w:firstRow="0" w:lastRow="0" w:firstColumn="0" w:lastColumn="0" w:noHBand="1" w:noVBand="1"/>
-      </w:tblPr>
-      <w:tblGrid>
-        <w:gridCol w:w="9360"/>
-      </w:tblGrid>
-      <w:tr>
-        <w:trPr>
-          <w:cantSplit/>
-        </w:trPr>
-        <w:tc>
-          <w:tcPr>
-            <w:tcW w:w="9360" w:type="dxa"/>
-            <w:tcBorders>
-              <w:top w:val="single" w:sz="4" w:space="0" w:color="C2E6D1"/>
-              <w:left w:val="single" w:sz="36" w:space="0" w:color="1D7A44"/>
-              <w:bottom w:val="single" w:sz="4" w:space="0" w:color="C2E6D1"/>
-              <w:right w:val="single" w:sz="4" w:space="0" w:color="C2E6D1"/>
-            </w:tcBorders>
-            <w:shd w:val="clear" w:color="auto" w:fill="F1FBF5"/>
-            <w:tcMar>
-              <w:top w:w="60" w:type="dxa"/>
-              <w:bottom w:w="60" w:type="dxa"/>
-            </w:tcMar>
-          </w:tcPr>
-          <w:p>
-            <w:pPr>
-              <w:pStyle w:val="BodyText"/>
-            </w:pPr>
-            <w:r>
-              <w:rPr>
-                <w:b/>
-                <w:bCs/>
-              </w:rPr>
-              <w:t xml:space="preserve">Check.</w:t>
-            </w:r>
-            <w:r>
-              <w:t xml:space="preserve">  The score races upward, as long as you're touching the coin.</w:t>
-            </w:r>
-          </w:p>
-        </w:tc>
-      </w:tr>
-    </w:tbl>
-    <w:p>
-      <w:pPr>
-        <w:spacing w:before="0" w:after="0" w:line="120" w:lineRule="exact"/>
-      </w:pPr>
-    </w:p>
-    <w:p>
-      <w:pPr>
-        <w:pStyle w:val="Screenshot"/>
-      </w:pPr>
-      <w:r>
-        <w:drawing>
-          <wp:inline>
-            <wp:extent cx="3108960" cy="717452"/>
-            <wp:effectExtent b="0" l="0" r="0" t="0"/>
-            <wp:docPr descr="" title="" id="26" name="Picture"/>
-            <a:graphic>
-              <a:graphicData uri="http://schemas.openxmlformats.org/drawingml/2006/picture">
-                <pic:pic>
-                  <pic:nvPicPr>
-                    <pic:cNvPr descr="lessons/chapters\screenshots/ch06_Racing.png" id="27" name="Picture"/>
-                    <pic:cNvPicPr>
-                      <a:picLocks noChangeArrowheads="1" noChangeAspect="1"/>
-                    </pic:cNvPicPr>
-                  </pic:nvPicPr>
-                  <pic:blipFill>
-                    <a:blip r:embed="rId25"/>
-                    <a:stretch>
-                      <a:fillRect/>
-                    </a:stretch>
-                  </pic:blipFill>
-                  <pic:spPr bwMode="auto">
-                    <a:xfrm>
-                      <a:off x="0" y="0"/>
-                      <a:ext cx="3108960" cy="717452"/>
-                    </a:xfrm>
-                    <a:prstGeom prst="rect">
-                      <a:avLst/>
-                    </a:prstGeom>
-                    <a:noFill/>
-                    <a:ln w="9525">
-                      <a:solidFill>
-                        <a:srgbClr val="C9D8E8"/>
-                      </a:solidFill>
-                      <a:headEnd/>
-                      <a:tailEnd/>
-                    </a:ln>
-                  </pic:spPr>
-                </pic:pic>
-              </a:graphicData>
-            </a:graphic>
-          </wp:inline>
-        </w:drawing>
-      </w:r>
-    </w:p>
-    <w:p>
-      <w:pPr>
-        <w:pStyle w:val="ScreenshotCaption"/>
-      </w:pPr>
-      <w:r>
-        <w:t xml:space="preserve">A few seconds of touching.</w:t>
-      </w:r>
-    </w:p>
-    <w:p>
-      <w:pPr>
-        <w:pStyle w:val="BodyText"/>
-      </w:pPr>
-      <w:r>
-        <w:t xml:space="preserve">Why is it doing that?  Make a guess before you read on.</w:t>
-      </w:r>
-    </w:p>
-    <w:p>
-      <w:pPr>
-        <w:pStyle w:val="BodyText"/>
-      </w:pPr>
-      <w:r>
-        <w:rPr>
-          <w:rStyle w:val="VerbatimChar"/>
-        </w:rPr>
-        <w:t xml:space="preserve">draw()</w:t>
-      </w:r>
-      <w:r>
-        <w:t xml:space="preserve"> </w:t>
-      </w:r>
-      <w:r>
-        <w:t xml:space="preserve">asks</w:t>
-      </w:r>
-      <w:r>
-        <w:t xml:space="preserve"> </w:t>
-      </w:r>
-      <w:r>
-        <w:rPr>
-          <w:i/>
-          <w:iCs/>
-        </w:rPr>
-        <w:t xml:space="preserve">are they touching?</w:t>
-      </w:r>
-      <w:r>
-        <w:t xml:space="preserve"> </w:t>
-      </w:r>
-      <w:r>
-        <w:t xml:space="preserve">every frame.  For as long as you sit on the</w:t>
-      </w:r>
-      <w:r>
-        <w:t xml:space="preserve"> </w:t>
-      </w:r>
-      <w:r>
-        <w:t xml:space="preserve">coin, the answer is yes, and every yes is a point.  That's a point for every</w:t>
-      </w:r>
-      <w:r>
-        <w:t xml:space="preserve"> </w:t>
-      </w:r>
-      <w:r>
-        <w:t xml:space="preserve">frame:  sixty a second, if you sit right on it.</w:t>
-      </w:r>
-    </w:p>
-    <w:bookmarkEnd w:id="28"/>
-    <w:bookmarkStart w:id="32" w:name="step-6---one-touch-one-point"/>
-    <w:p>
-      <w:pPr>
-        <w:pStyle w:val="Heading2"/>
-      </w:pPr>
-      <w:r>
-        <w:t xml:space="preserve">Step 6 - One touch, one point</w:t>
-      </w:r>
-    </w:p>
-    <w:p>
-      <w:pPr>
-        <w:pStyle w:val="FirstParagraph"/>
-      </w:pPr>
-      <w:r>
-        <w:t xml:space="preserve">The fix is to end the touch the moment you count it.  Move the coin somewhere</w:t>
-      </w:r>
-      <w:r>
-        <w:t xml:space="preserve"> </w:t>
-      </w:r>
-      <w:r>
-        <w:t xml:space="preserve">else.</w:t>
-      </w:r>
-    </w:p>
-    <w:p>
-      <w:pPr>
-        <w:pStyle w:val="KeepWithNext"/>
-      </w:pPr>
-      <w:r>
-        <w:rPr>
-          <w:b/>
-          <w:bCs/>
-        </w:rPr>
-        <w:t xml:space="preserve">Build it.</w:t>
-      </w:r>
-      <w:r>
-        <w:t xml:space="preserve">  Inside the same</w:t>
-      </w:r>
-      <w:r>
-        <w:t xml:space="preserve"> </w:t>
-      </w:r>
-      <w:r>
-        <w:rPr>
-          <w:rStyle w:val="VerbatimChar"/>
-        </w:rPr>
-        <w:t xml:space="preserve">if</w:t>
-      </w:r>
-      <w:r>
-        <w:t xml:space="preserve">, after the point, add:</w:t>
-      </w:r>
-    </w:p>
-    <w:p>
-      <w:pPr>
-        <w:pStyle w:val="SourceCode"/>
-      </w:pPr>
-      <w:r>
-        <w:rPr>
-          <w:rStyle w:val="NormalTok"/>
-        </w:rPr>
-        <w:t xml:space="preserve">coin</w:t>
-      </w:r>
-      <w:r>
-        <w:rPr>
-          <w:rStyle w:val="OperatorTok"/>
-        </w:rPr>
-        <w:t xml:space="preserve">.</w:t>
-      </w:r>
-      <w:r>
-        <w:rPr>
-          <w:rStyle w:val="FunctionTok"/>
-        </w:rPr>
-        <w:t xml:space="preserve">moveTo</w:t>
-      </w:r>
-      <w:r>
-        <w:rPr>
-          <w:rStyle w:val="OperatorTok"/>
-        </w:rPr>
-        <w:t xml:space="preserve">(</w:t>
-      </w:r>
-      <w:r>
-        <w:rPr>
-          <w:rStyle w:val="FunctionTok"/>
-        </w:rPr>
-        <w:t xml:space="preserve">random</w:t>
-      </w:r>
-      <w:r>
-        <w:rPr>
-          <w:rStyle w:val="OperatorTok"/>
-        </w:rPr>
-        <w:t xml:space="preserve">(</w:t>
-      </w:r>
-      <w:r>
-        <w:rPr>
-          <w:rStyle w:val="NormalTok"/>
-        </w:rPr>
-        <w:t xml:space="preserve">width</w:t>
-      </w:r>
-      <w:r>
-        <w:rPr>
-          <w:rStyle w:val="OperatorTok"/>
-        </w:rPr>
-        <w:t xml:space="preserve">),</w:t>
-      </w:r>
-      <w:r>
-        <w:rPr>
-          <w:rStyle w:val="NormalTok"/>
-        </w:rPr>
-        <w:t xml:space="preserve"> </w:t>
-      </w:r>
-      <w:r>
-        <w:rPr>
-          <w:rStyle w:val="FunctionTok"/>
-        </w:rPr>
-        <w:t xml:space="preserve">random</w:t>
-      </w:r>
-      <w:r>
-        <w:rPr>
-          <w:rStyle w:val="OperatorTok"/>
-        </w:rPr>
-        <w:t xml:space="preserve">(</w:t>
-      </w:r>
-      <w:r>
-        <w:rPr>
-          <w:rStyle w:val="DecValTok"/>
-        </w:rPr>
-        <w:t xml:space="preserve">100</w:t>
-      </w:r>
-      <w:r>
-        <w:rPr>
-          <w:rStyle w:val="OperatorTok"/>
-        </w:rPr>
-        <w:t xml:space="preserve">,</w:t>
-      </w:r>
-      <w:r>
-        <w:rPr>
-          <w:rStyle w:val="NormalTok"/>
-        </w:rPr>
-        <w:t xml:space="preserve"> height </w:t>
-      </w:r>
-      <w:r>
-        <w:rPr>
-          <w:rStyle w:val="OperatorTok"/>
-        </w:rPr>
-        <w:t xml:space="preserve">-</w:t>
-      </w:r>
-      <w:r>
-        <w:rPr>
-          <w:rStyle w:val="NormalTok"/>
-        </w:rPr>
-        <w:t xml:space="preserve"> </w:t>
-      </w:r>
-      <w:r>
-        <w:rPr>
-          <w:rStyle w:val="DecValTok"/>
-        </w:rPr>
-        <w:t xml:space="preserve">150</w:t>
-      </w:r>
-      <w:r>
-        <w:rPr>
-          <w:rStyle w:val="OperatorTok"/>
-        </w:rPr>
-        <w:t xml:space="preserve">));</w:t>
-      </w:r>
-      <w:r>
-        <w:rPr>
-          <w:rStyle w:val="NormalTok"/>
-        </w:rPr>
-        <w:t xml:space="preserve">  </w:t>
-      </w:r>
-      <w:r>
-        <w:rPr>
-          <w:rStyle w:val="CommentTok"/>
-        </w:rPr>
-        <w:t xml:space="preserve">// coin jumps somewhere new</w:t>
-      </w:r>
-    </w:p>
-    <w:p>
-      <w:pPr>
-        <w:pStyle w:val="KeepWithNext"/>
-      </w:pPr>
-      <w:r>
-        <w:t xml:space="preserve">Run it.</w:t>
-      </w:r>
-    </w:p>
-    <w:tbl>
-      <w:tblPr>
-        <w:tblW w:w="9360" w:type="dxa"/>
-        <w:tblInd w:w="92" w:type="dxa"/>
-        <w:tblLayout w:type="fixed"/>
-        <w:tblBorders>
-          <w:top w:val="nil"/>
-          <w:left w:val="nil"/>
-          <w:bottom w:val="nil"/>
-          <w:right w:val="nil"/>
-          <w:insideH w:val="nil"/>
-          <w:insideV w:val="nil"/>
-        </w:tblBorders>
-        <w:tblCellMar>
-          <w:top w:w="0" w:type="dxa"/>
-          <w:left w:w="200" w:type="dxa"/>
-          <w:bottom w:w="0" w:type="dxa"/>
-          <w:right w:w="200" w:type="dxa"/>
-        </w:tblCellMar>
-        <w:tblLook w:val="0000" w:firstRow="0" w:lastRow="0" w:firstColumn="0" w:lastColumn="0" w:noHBand="1" w:noVBand="1"/>
-      </w:tblPr>
-      <w:tblGrid>
-        <w:gridCol w:w="9360"/>
-      </w:tblGrid>
-      <w:tr>
-        <w:trPr>
-          <w:cantSplit/>
-        </w:trPr>
-        <w:tc>
-          <w:tcPr>
-            <w:tcW w:w="9360" w:type="dxa"/>
-            <w:tcBorders>
-              <w:top w:val="single" w:sz="4" w:space="0" w:color="C2E6D1"/>
-              <w:left w:val="single" w:sz="36" w:space="0" w:color="1D7A44"/>
-              <w:bottom w:val="single" w:sz="4" w:space="0" w:color="C2E6D1"/>
-              <w:right w:val="single" w:sz="4" w:space="0" w:color="C2E6D1"/>
-            </w:tcBorders>
-            <w:shd w:val="clear" w:color="auto" w:fill="F1FBF5"/>
-            <w:tcMar>
-              <w:top w:w="60" w:type="dxa"/>
-              <w:bottom w:w="60" w:type="dxa"/>
-            </w:tcMar>
-          </w:tcPr>
-          <w:p>
-            <w:pPr>
-              <w:pStyle w:val="BodyText"/>
-            </w:pPr>
-            <w:r>
-              <w:rPr>
-                <w:b/>
-                <w:bCs/>
-              </w:rPr>
-              <w:t xml:space="preserve">Check.</w:t>
-            </w:r>
-            <w:r>
-              <w:t xml:space="preserve">  Touch the coin, and you score one point, and the coin jumps</w:t>
-            </w:r>
-            <w:r>
-              <w:t xml:space="preserve"> </w:t>
-            </w:r>
-            <w:r>
-              <w:t xml:space="preserve">somewhere new.</w:t>
-            </w:r>
-          </w:p>
-        </w:tc>
-      </w:tr>
-    </w:tbl>
-    <w:p>
-      <w:pPr>
-        <w:spacing w:before="0" w:after="0" w:line="120" w:lineRule="exact"/>
-      </w:pPr>
-    </w:p>
-    <w:p>
-      <w:pPr>
-        <w:pStyle w:val="Screenshot"/>
-      </w:pPr>
-      <w:r>
-        <w:drawing>
-          <wp:inline>
-            <wp:extent cx="3108960" cy="2331720"/>
-            <wp:effectExtent b="0" l="0" r="0" t="0"/>
-            <wp:docPr descr="" title="" id="30" name="Picture"/>
-            <a:graphic>
-              <a:graphicData uri="http://schemas.openxmlformats.org/drawingml/2006/picture">
-                <pic:pic>
-                  <pic:nvPicPr>
-                    <pic:cNvPr descr="lessons/chapters\screenshots/ch06_OnePoint.png" id="31" name="Picture"/>
-                    <pic:cNvPicPr>
-                      <a:picLocks noChangeArrowheads="1" noChangeAspect="1"/>
-                    </pic:cNvPicPr>
-                  </pic:nvPicPr>
-                  <pic:blipFill>
-                    <a:blip r:embed="rId29"/>
+                    <a:blip r:embed="rId31"/>
                     <a:stretch>
                       <a:fillRect/>
                     </a:stretch>
@@ -3316,11 +3318,9 @@
         <w:t xml:space="preserve">are yours.</w:t>
       </w:r>
     </w:p>
-    <w:bookmarkEnd w:id="32"/>
-    <w:bookmarkEnd w:id="33"/>
     <w:sectPr>
-      <w:pgSz w:h="15840" w:w="12240"/>
-      <w:pgMar w:bottom="1440" w:footer="720" w:gutter="0" w:header="720" w:left="1440" w:right="1440" w:top="1440"/>
+      <w:pgSz w:w="12240" w:h="15840"/>
+      <w:pgMar w:top="1440" w:right="1440" w:bottom="1440" w:left="1440" w:header="720" w:footer="720" w:gutter="0"/>
       <w:footnotePr>
         <w:numRestart w:val="eachSect"/>
       </w:footnotePr>
@@ -3547,10 +3547,10 @@
   <w:docDefaults>
     <w:rPrDefault>
       <w:rPr>
-        <w:rFonts w:ascii="Calibri" w:cs="Calibri" w:eastAsia="Calibri" w:hAnsi="Calibri"/>
+        <w:rFonts w:ascii="Calibri" w:hAnsi="Calibri" w:eastAsia="Calibri" w:cs="Calibri"/>
         <w:sz w:val="22"/>
         <w:szCs w:val="22"/>
-        <w:lang w:bidi="ar-SA" w:eastAsia="zh-CN" w:val="en-US"/>
+        <w:lang w:val="en-US" w:eastAsia="zh-CN" w:bidi="ar-SA"/>
       </w:rPr>
     </w:rPrDefault>
     <w:pPrDefault>
@@ -3559,61 +3559,61 @@
       </w:pPr>
     </w:pPrDefault>
   </w:docDefaults>
-  <w:latentStyles w:count="276" w:defLockedState="0" w:defQFormat="0" w:defSemiHidden="0" w:defUIPriority="0" w:defUnhideWhenUsed="0"/>
-  <w:style w:default="1" w:styleId="Normal" w:type="paragraph">
+  <w:latentStyles w:defLockedState="0" w:defUIPriority="0" w:defSemiHidden="0" w:defUnhideWhenUsed="0" w:defQFormat="0" w:count="276"/>
+  <w:style w:type="paragraph" w:default="1" w:styleId="Normal">
     <w:name w:val="Normal"/>
     <w:qFormat/>
   </w:style>
-  <w:style w:styleId="BodyText" w:type="paragraph">
+  <w:style w:type="paragraph" w:styleId="BodyText">
     <w:name w:val="Body Text"/>
     <w:basedOn w:val="Normal"/>
     <w:link w:val="BodyTextChar"/>
     <w:qFormat/>
     <w:pPr>
-      <w:spacing w:after="180" w:before="180"/>
+      <w:spacing w:before="180" w:after="180"/>
     </w:pPr>
   </w:style>
-  <w:style w:customStyle="1" w:styleId="FirstParagraph" w:type="paragraph">
+  <w:style w:type="paragraph" w:customStyle="1" w:styleId="FirstParagraph">
     <w:name w:val="First Paragraph"/>
     <w:basedOn w:val="BodyText"/>
     <w:next w:val="BodyText"/>
     <w:qFormat/>
   </w:style>
-  <w:style w:customStyle="1" w:styleId="Compact" w:type="paragraph">
+  <w:style w:type="paragraph" w:customStyle="1" w:styleId="Compact">
     <w:name w:val="Compact"/>
     <w:basedOn w:val="BodyText"/>
     <w:qFormat/>
     <w:pPr>
-      <w:spacing w:after="36" w:before="36"/>
+      <w:spacing w:before="36" w:after="36"/>
     </w:pPr>
   </w:style>
-  <w:style w:customStyle="1" w:styleId="TitleChar" w:type="character">
+  <w:style w:type="character" w:customStyle="1" w:styleId="TitleChar">
     <w:name w:val="Title Char"/>
     <w:basedOn w:val="DefaultParagraphFont"/>
     <w:link w:val="Title"/>
     <w:uiPriority w:val="10"/>
     <w:rsid w:val="00A10FD9"/>
     <w:rPr>
-      <w:rFonts w:ascii="Calibri" w:cs="Calibri" w:eastAsia="Calibri" w:hAnsi="Calibri"/>
+      <w:rFonts w:ascii="Calibri" w:hAnsi="Calibri" w:eastAsia="Calibri" w:cs="Calibri"/>
       <w:sz w:val="56"/>
       <w:szCs w:val="56"/>
     </w:rPr>
   </w:style>
-  <w:style w:customStyle="1" w:styleId="SubtitleChar" w:type="character">
+  <w:style w:type="character" w:customStyle="1" w:styleId="SubtitleChar">
     <w:name w:val="Subtitle Char"/>
     <w:basedOn w:val="DefaultParagraphFont"/>
     <w:link w:val="Subtitle"/>
     <w:uiPriority w:val="11"/>
     <w:rsid w:val="00A10FD9"/>
     <w:rPr>
-      <w:rFonts w:ascii="Calibri" w:cs="Calibri" w:eastAsia="Calibri" w:hAnsi="Calibri"/>
-      <w:color w:themeColor="text1" w:themeTint="A6" w:val="595959"/>
+      <w:rFonts w:ascii="Calibri" w:hAnsi="Calibri" w:eastAsia="Calibri" w:cs="Calibri"/>
+      <w:color w:val="595959" w:themeColor="text1" w:themeTint="A6"/>
       <w:spacing w:val="15"/>
       <w:sz w:val="28"/>
       <w:szCs w:val="28"/>
     </w:rPr>
   </w:style>
-  <w:style w:customStyle="1" w:styleId="Author" w:type="paragraph">
+  <w:style w:type="paragraph" w:customStyle="1" w:styleId="Author">
     <w:name w:val="Author"/>
     <w:basedOn w:val="Title"/>
     <w:next w:val="BodyText"/>
@@ -3627,7 +3627,7 @@
       <w:szCs w:val="24"/>
     </w:rPr>
   </w:style>
-  <w:style w:customStyle="1" w:styleId="AbstractTitle" w:type="paragraph">
+  <w:style w:type="paragraph" w:customStyle="1" w:styleId="AbstractTitle">
     <w:name w:val="Abstract Title"/>
     <w:basedOn w:val="Normal"/>
     <w:next w:val="Abstract"/>
@@ -3635,7 +3635,7 @@
     <w:pPr>
       <w:keepNext/>
       <w:keepLines/>
-      <w:spacing w:after="0" w:before="300"/>
+      <w:spacing w:before="300" w:after="0"/>
       <w:jc w:val="center"/>
     </w:pPr>
     <w:rPr>
@@ -3644,7 +3644,7 @@
       <w:szCs w:val="20"/>
     </w:rPr>
   </w:style>
-  <w:style w:customStyle="1" w:styleId="Abstract" w:type="paragraph">
+  <w:style w:type="paragraph" w:customStyle="1" w:styleId="Abstract">
     <w:name w:val="Abstract"/>
     <w:basedOn w:val="Normal"/>
     <w:next w:val="BodyText"/>
@@ -3652,14 +3652,14 @@
     <w:pPr>
       <w:keepNext/>
       <w:keepLines/>
-      <w:spacing w:after="300" w:before="100"/>
+      <w:spacing w:before="100" w:after="300"/>
     </w:pPr>
     <w:rPr>
       <w:sz w:val="20"/>
       <w:szCs w:val="20"/>
     </w:rPr>
   </w:style>
-  <w:style w:styleId="Bibliography" w:type="paragraph">
+  <w:style w:type="paragraph" w:styleId="Bibliography">
     <w:name w:val="Bibliography"/>
     <w:basedOn w:val="Normal"/>
     <w:next w:val="Bibliography"/>
@@ -3667,7 +3667,7 @@
     <w:pPr/>
     <w:rPr/>
   </w:style>
-  <w:style w:styleId="Heading1" w:type="paragraph">
+  <w:style w:type="paragraph" w:styleId="Heading1">
     <w:name w:val="heading 1"/>
     <w:basedOn w:val="Normal"/>
     <w:next w:val="BodyText"/>
@@ -3679,17 +3679,17 @@
       <w:pageBreakBefore/>
       <w:keepNext/>
       <w:keepLines/>
-      <w:spacing w:after="80" w:before="360"/>
+      <w:spacing w:before="360" w:after="80"/>
       <w:outlineLvl w:val="0"/>
     </w:pPr>
     <w:rPr>
-      <w:rFonts w:ascii="Calibri" w:cs="Calibri" w:eastAsia="Calibri" w:hAnsi="Calibri"/>
+      <w:rFonts w:ascii="Calibri" w:hAnsi="Calibri" w:eastAsia="Calibri" w:cs="Calibri"/>
       <w:color w:val="1F4E79"/>
       <w:sz w:val="40"/>
       <w:szCs w:val="40"/>
     </w:rPr>
   </w:style>
-  <w:style w:styleId="Heading2" w:type="paragraph">
+  <w:style w:type="paragraph" w:styleId="Heading2">
     <w:name w:val="heading 2"/>
     <w:basedOn w:val="Normal"/>
     <w:next w:val="BodyText"/>
@@ -3702,17 +3702,17 @@
     <w:pPr>
       <w:keepNext/>
       <w:keepLines/>
-      <w:spacing w:after="80" w:before="160"/>
+      <w:spacing w:before="160" w:after="80"/>
       <w:outlineLvl w:val="1"/>
     </w:pPr>
     <w:rPr>
-      <w:rFonts w:ascii="Calibri" w:cs="Calibri" w:eastAsia="Calibri" w:hAnsi="Calibri"/>
+      <w:rFonts w:ascii="Calibri" w:hAnsi="Calibri" w:eastAsia="Calibri" w:cs="Calibri"/>
       <w:color w:val="1F4E79"/>
       <w:sz w:val="32"/>
       <w:szCs w:val="32"/>
     </w:rPr>
   </w:style>
-  <w:style w:styleId="Heading3" w:type="paragraph">
+  <w:style w:type="paragraph" w:styleId="Heading3">
     <w:name w:val="heading 3"/>
     <w:basedOn w:val="Normal"/>
     <w:next w:val="BodyText"/>
@@ -3725,17 +3725,17 @@
     <w:pPr>
       <w:keepNext/>
       <w:keepLines/>
-      <w:spacing w:after="80" w:before="160"/>
+      <w:spacing w:before="160" w:after="80"/>
       <w:outlineLvl w:val="2"/>
     </w:pPr>
     <w:rPr>
-      <w:rFonts w:ascii="Calibri" w:cs="Calibri" w:eastAsia="Calibri" w:hAnsi="Calibri"/>
+      <w:rFonts w:ascii="Calibri" w:hAnsi="Calibri" w:eastAsia="Calibri" w:cs="Calibri"/>
       <w:color w:val="1F4E79"/>
       <w:sz w:val="28"/>
       <w:szCs w:val="28"/>
     </w:rPr>
   </w:style>
-  <w:style w:styleId="Heading4" w:type="paragraph">
+  <w:style w:type="paragraph" w:styleId="Heading4">
     <w:name w:val="heading 4"/>
     <w:basedOn w:val="Normal"/>
     <w:next w:val="BodyText"/>
@@ -3748,17 +3748,17 @@
     <w:pPr>
       <w:keepNext/>
       <w:keepLines/>
-      <w:spacing w:after="40" w:before="80"/>
+      <w:spacing w:before="80" w:after="40"/>
       <w:outlineLvl w:val="3"/>
     </w:pPr>
     <w:rPr>
-      <w:rFonts w:ascii="Calibri" w:cs="Calibri" w:eastAsia="Calibri" w:hAnsi="Calibri"/>
+      <w:rFonts w:ascii="Calibri" w:hAnsi="Calibri" w:eastAsia="Calibri" w:cs="Calibri"/>
       <w:i/>
       <w:iCs/>
       <w:color w:val="1F4E79"/>
     </w:rPr>
   </w:style>
-  <w:style w:styleId="Heading5" w:type="paragraph">
+  <w:style w:type="paragraph" w:styleId="Heading5">
     <w:name w:val="heading 5"/>
     <w:basedOn w:val="Normal"/>
     <w:next w:val="BodyText"/>
@@ -3771,15 +3771,15 @@
     <w:pPr>
       <w:keepNext/>
       <w:keepLines/>
-      <w:spacing w:after="40" w:before="80"/>
+      <w:spacing w:before="80" w:after="40"/>
       <w:outlineLvl w:val="4"/>
     </w:pPr>
     <w:rPr>
-      <w:rFonts w:ascii="Calibri" w:cs="Calibri" w:eastAsia="Calibri" w:hAnsi="Calibri"/>
+      <w:rFonts w:ascii="Calibri" w:hAnsi="Calibri" w:eastAsia="Calibri" w:cs="Calibri"/>
       <w:color w:val="1F4E79"/>
     </w:rPr>
   </w:style>
-  <w:style w:styleId="Heading6" w:type="paragraph">
+  <w:style w:type="paragraph" w:styleId="Heading6">
     <w:name w:val="heading 6"/>
     <w:basedOn w:val="Normal"/>
     <w:next w:val="BodyText"/>
@@ -3792,17 +3792,17 @@
     <w:pPr>
       <w:keepNext/>
       <w:keepLines/>
-      <w:spacing w:after="0" w:before="40"/>
+      <w:spacing w:before="40" w:after="0"/>
       <w:outlineLvl w:val="5"/>
     </w:pPr>
     <w:rPr>
-      <w:rFonts w:ascii="Calibri" w:cs="Calibri" w:eastAsia="Calibri" w:hAnsi="Calibri"/>
+      <w:rFonts w:ascii="Calibri" w:hAnsi="Calibri" w:eastAsia="Calibri" w:cs="Calibri"/>
       <w:i/>
       <w:iCs/>
-      <w:color w:themeColor="text1" w:themeTint="A6" w:val="595959"/>
-    </w:rPr>
-  </w:style>
-  <w:style w:styleId="Heading7" w:type="paragraph">
+      <w:color w:val="595959" w:themeColor="text1" w:themeTint="A6"/>
+    </w:rPr>
+  </w:style>
+  <w:style w:type="paragraph" w:styleId="Heading7">
     <w:name w:val="heading 7"/>
     <w:basedOn w:val="Normal"/>
     <w:next w:val="BodyText"/>
@@ -3815,15 +3815,15 @@
     <w:pPr>
       <w:keepNext/>
       <w:keepLines/>
-      <w:spacing w:after="0" w:before="40"/>
+      <w:spacing w:before="40" w:after="0"/>
       <w:outlineLvl w:val="6"/>
     </w:pPr>
     <w:rPr>
-      <w:rFonts w:ascii="Calibri" w:cs="Calibri" w:eastAsia="Calibri" w:hAnsi="Calibri"/>
-      <w:color w:themeColor="text1" w:themeTint="A6" w:val="595959"/>
-    </w:rPr>
-  </w:style>
-  <w:style w:styleId="Heading8" w:type="paragraph">
+      <w:rFonts w:ascii="Calibri" w:hAnsi="Calibri" w:eastAsia="Calibri" w:cs="Calibri"/>
+      <w:color w:val="595959" w:themeColor="text1" w:themeTint="A6"/>
+    </w:rPr>
+  </w:style>
+  <w:style w:type="paragraph" w:styleId="Heading8">
     <w:name w:val="heading 8"/>
     <w:basedOn w:val="Normal"/>
     <w:next w:val="BodyText"/>
@@ -3840,13 +3840,13 @@
       <w:outlineLvl w:val="7"/>
     </w:pPr>
     <w:rPr>
-      <w:rFonts w:ascii="Calibri" w:cs="Calibri" w:eastAsia="Calibri" w:hAnsi="Calibri"/>
+      <w:rFonts w:ascii="Calibri" w:hAnsi="Calibri" w:eastAsia="Calibri" w:cs="Calibri"/>
       <w:i/>
       <w:iCs/>
-      <w:color w:themeColor="text1" w:themeTint="D8" w:val="272727"/>
-    </w:rPr>
-  </w:style>
-  <w:style w:styleId="Heading9" w:type="paragraph">
+      <w:color w:val="272727" w:themeColor="text1" w:themeTint="D8"/>
+    </w:rPr>
+  </w:style>
+  <w:style w:type="paragraph" w:styleId="Heading9">
     <w:name w:val="heading 9"/>
     <w:basedOn w:val="Normal"/>
     <w:next w:val="BodyText"/>
@@ -3863,24 +3863,24 @@
       <w:outlineLvl w:val="8"/>
     </w:pPr>
     <w:rPr>
-      <w:rFonts w:ascii="Calibri" w:cs="Calibri" w:eastAsia="Calibri" w:hAnsi="Calibri"/>
-      <w:color w:themeColor="text1" w:themeTint="D8" w:val="272727"/>
-    </w:rPr>
-  </w:style>
-  <w:style w:customStyle="1" w:styleId="Heading1Char" w:type="character">
+      <w:rFonts w:ascii="Calibri" w:hAnsi="Calibri" w:eastAsia="Calibri" w:cs="Calibri"/>
+      <w:color w:val="272727" w:themeColor="text1" w:themeTint="D8"/>
+    </w:rPr>
+  </w:style>
+  <w:style w:type="character" w:customStyle="1" w:styleId="Heading1Char">
     <w:name w:val="Heading 1 Char"/>
     <w:basedOn w:val="DefaultParagraphFont"/>
     <w:link w:val="Heading1"/>
     <w:uiPriority w:val="9"/>
     <w:rsid w:val="00A10FD9"/>
     <w:rPr>
-      <w:rFonts w:ascii="Calibri" w:cs="Calibri" w:eastAsia="Calibri" w:hAnsi="Calibri"/>
+      <w:rFonts w:ascii="Calibri" w:hAnsi="Calibri" w:eastAsia="Calibri" w:cs="Calibri"/>
       <w:color w:val="1F4E79"/>
       <w:sz w:val="40"/>
       <w:szCs w:val="40"/>
     </w:rPr>
   </w:style>
-  <w:style w:customStyle="1" w:styleId="Heading2Char" w:type="character">
+  <w:style w:type="character" w:customStyle="1" w:styleId="Heading2Char">
     <w:name w:val="Heading 2 Char"/>
     <w:basedOn w:val="DefaultParagraphFont"/>
     <w:link w:val="Heading2"/>
@@ -3888,13 +3888,13 @@
     <w:semiHidden/>
     <w:rsid w:val="00A10FD9"/>
     <w:rPr>
-      <w:rFonts w:ascii="Calibri" w:cs="Calibri" w:eastAsia="Calibri" w:hAnsi="Calibri"/>
+      <w:rFonts w:ascii="Calibri" w:hAnsi="Calibri" w:eastAsia="Calibri" w:cs="Calibri"/>
       <w:color w:val="1F4E79"/>
       <w:sz w:val="32"/>
       <w:szCs w:val="32"/>
     </w:rPr>
   </w:style>
-  <w:style w:customStyle="1" w:styleId="Heading3Char" w:type="character">
+  <w:style w:type="character" w:customStyle="1" w:styleId="Heading3Char">
     <w:name w:val="Heading 3 Char"/>
     <w:basedOn w:val="DefaultParagraphFont"/>
     <w:link w:val="Heading3"/>
@@ -3902,13 +3902,13 @@
     <w:semiHidden/>
     <w:rsid w:val="00A10FD9"/>
     <w:rPr>
-      <w:rFonts w:ascii="Calibri" w:cs="Calibri" w:eastAsia="Calibri" w:hAnsi="Calibri"/>
+      <w:rFonts w:ascii="Calibri" w:hAnsi="Calibri" w:eastAsia="Calibri" w:cs="Calibri"/>
       <w:color w:val="1F4E79"/>
       <w:sz w:val="28"/>
       <w:szCs w:val="28"/>
     </w:rPr>
   </w:style>
-  <w:style w:customStyle="1" w:styleId="Heading4Char" w:type="character">
+  <w:style w:type="character" w:customStyle="1" w:styleId="Heading4Char">
     <w:name w:val="Heading 4 Char"/>
     <w:basedOn w:val="DefaultParagraphFont"/>
     <w:link w:val="Heading4"/>
@@ -3916,13 +3916,13 @@
     <w:semiHidden/>
     <w:rsid w:val="00A10FD9"/>
     <w:rPr>
-      <w:rFonts w:ascii="Calibri" w:cs="Calibri" w:eastAsia="Calibri" w:hAnsi="Calibri"/>
+      <w:rFonts w:ascii="Calibri" w:hAnsi="Calibri" w:eastAsia="Calibri" w:cs="Calibri"/>
       <w:i/>
       <w:iCs/>
       <w:color w:val="1F4E79"/>
     </w:rPr>
   </w:style>
-  <w:style w:customStyle="1" w:styleId="Heading5Char" w:type="character">
+  <w:style w:type="character" w:customStyle="1" w:styleId="Heading5Char">
     <w:name w:val="Heading 5 Char"/>
     <w:basedOn w:val="DefaultParagraphFont"/>
     <w:link w:val="Heading5"/>
@@ -3930,11 +3930,11 @@
     <w:semiHidden/>
     <w:rsid w:val="00A10FD9"/>
     <w:rPr>
-      <w:rFonts w:ascii="Calibri" w:cs="Calibri" w:eastAsia="Calibri" w:hAnsi="Calibri"/>
+      <w:rFonts w:ascii="Calibri" w:hAnsi="Calibri" w:eastAsia="Calibri" w:cs="Calibri"/>
       <w:color w:val="1F4E79"/>
     </w:rPr>
   </w:style>
-  <w:style w:customStyle="1" w:styleId="Heading6Char" w:type="character">
+  <w:style w:type="character" w:customStyle="1" w:styleId="Heading6Char">
     <w:name w:val="Heading 6 Char"/>
     <w:basedOn w:val="DefaultParagraphFont"/>
     <w:link w:val="Heading6"/>
@@ -3942,13 +3942,13 @@
     <w:semiHidden/>
     <w:rsid w:val="00A10FD9"/>
     <w:rPr>
-      <w:rFonts w:ascii="Calibri" w:cs="Calibri" w:eastAsia="Calibri" w:hAnsi="Calibri"/>
+      <w:rFonts w:ascii="Calibri" w:hAnsi="Calibri" w:eastAsia="Calibri" w:cs="Calibri"/>
       <w:i/>
       <w:iCs/>
-      <w:color w:themeColor="text1" w:themeTint="A6" w:val="595959"/>
-    </w:rPr>
-  </w:style>
-  <w:style w:customStyle="1" w:styleId="Heading7Char" w:type="character">
+      <w:color w:val="595959" w:themeColor="text1" w:themeTint="A6"/>
+    </w:rPr>
+  </w:style>
+  <w:style w:type="character" w:customStyle="1" w:styleId="Heading7Char">
     <w:name w:val="Heading 7 Char"/>
     <w:basedOn w:val="DefaultParagraphFont"/>
     <w:link w:val="Heading7"/>
@@ -3956,11 +3956,11 @@
     <w:semiHidden/>
     <w:rsid w:val="00A10FD9"/>
     <w:rPr>
-      <w:rFonts w:ascii="Calibri" w:cs="Calibri" w:eastAsia="Calibri" w:hAnsi="Calibri"/>
-      <w:color w:themeColor="text1" w:themeTint="A6" w:val="595959"/>
-    </w:rPr>
-  </w:style>
-  <w:style w:customStyle="1" w:styleId="Heading8Char" w:type="character">
+      <w:rFonts w:ascii="Calibri" w:hAnsi="Calibri" w:eastAsia="Calibri" w:cs="Calibri"/>
+      <w:color w:val="595959" w:themeColor="text1" w:themeTint="A6"/>
+    </w:rPr>
+  </w:style>
+  <w:style w:type="character" w:customStyle="1" w:styleId="Heading8Char">
     <w:name w:val="Heading 8 Char"/>
     <w:basedOn w:val="DefaultParagraphFont"/>
     <w:link w:val="Heading8"/>
@@ -3968,13 +3968,13 @@
     <w:semiHidden/>
     <w:rsid w:val="00A10FD9"/>
     <w:rPr>
-      <w:rFonts w:ascii="Calibri" w:cs="Calibri" w:eastAsia="Calibri" w:hAnsi="Calibri"/>
+      <w:rFonts w:ascii="Calibri" w:hAnsi="Calibri" w:eastAsia="Calibri" w:cs="Calibri"/>
       <w:i/>
       <w:iCs/>
-      <w:color w:themeColor="text1" w:themeTint="D8" w:val="272727"/>
-    </w:rPr>
-  </w:style>
-  <w:style w:customStyle="1" w:styleId="Heading9Char" w:type="character">
+      <w:color w:val="272727" w:themeColor="text1" w:themeTint="D8"/>
+    </w:rPr>
+  </w:style>
+  <w:style w:type="character" w:customStyle="1" w:styleId="Heading9Char">
     <w:name w:val="Heading 9 Char"/>
     <w:basedOn w:val="DefaultParagraphFont"/>
     <w:link w:val="Heading9"/>
@@ -3982,11 +3982,11 @@
     <w:semiHidden/>
     <w:rsid w:val="00A10FD9"/>
     <w:rPr>
-      <w:rFonts w:ascii="Calibri" w:cs="Calibri" w:eastAsia="Calibri" w:hAnsi="Calibri"/>
-      <w:color w:themeColor="text1" w:themeTint="D8" w:val="272727"/>
-    </w:rPr>
-  </w:style>
-  <w:style w:styleId="BlockText" w:type="paragraph">
+      <w:rFonts w:ascii="Calibri" w:hAnsi="Calibri" w:eastAsia="Calibri" w:cs="Calibri"/>
+      <w:color w:val="272727" w:themeColor="text1" w:themeTint="D8"/>
+    </w:rPr>
+  </w:style>
+  <w:style w:type="paragraph" w:styleId="BlockText">
     <w:name w:val="Block Text"/>
     <w:basedOn w:val="BodyText"/>
     <w:next w:val="BodyText"/>
@@ -3994,11 +3994,11 @@
     <w:unhideWhenUsed/>
     <w:qFormat/>
     <w:pPr>
-      <w:spacing w:after="100" w:before="100"/>
+      <w:spacing w:before="100" w:after="100"/>
       <w:ind w:firstLine="0" w:left="480" w:right="480"/>
     </w:pPr>
   </w:style>
-  <w:style w:styleId="FootnoteText" w:type="paragraph">
+  <w:style w:type="paragraph" w:styleId="FootnoteText">
     <w:name w:val="Footnote Text"/>
     <w:basedOn w:val="Normal"/>
     <w:next w:val="FootnoteText"/>
@@ -4006,7 +4006,7 @@
     <w:unhideWhenUsed/>
     <w:qFormat/>
   </w:style>
-  <w:style w:styleId="FootnoteBlockText" w:type="paragraph">
+  <w:style w:type="paragraph" w:styleId="FootnoteBlockText">
     <w:name w:val="Footnote Block Text"/>
     <w:basedOn w:val="FootnoteText"/>
     <w:next w:val="FootnoteText"/>
@@ -4014,16 +4014,16 @@
     <w:unhideWhenUsed/>
     <w:qFormat/>
     <w:pPr>
-      <w:spacing w:after="100" w:before="100"/>
+      <w:spacing w:before="100" w:after="100"/>
       <w:ind w:firstLine="0" w:left="480" w:right="480"/>
     </w:pPr>
   </w:style>
-  <w:style w:default="1" w:styleId="DefaultParagraphFont" w:type="character">
+  <w:style w:type="character" w:default="1" w:styleId="DefaultParagraphFont">
     <w:name w:val="Default Paragraph Font"/>
     <w:semiHidden/>
     <w:unhideWhenUsed/>
   </w:style>
-  <w:style w:customStyle="1" w:styleId="DefinitionTerm" w:type="paragraph">
+  <w:style w:type="paragraph" w:customStyle="1" w:styleId="DefinitionTerm">
     <w:name w:val="Definition Term"/>
     <w:basedOn w:val="Normal"/>
     <w:next w:val="Definition"/>
@@ -4036,67 +4036,67 @@
       <w:b/>
     </w:rPr>
   </w:style>
-  <w:style w:customStyle="1" w:styleId="Definition" w:type="paragraph">
+  <w:style w:type="paragraph" w:customStyle="1" w:styleId="Definition">
     <w:name w:val="Definition"/>
     <w:basedOn w:val="Normal"/>
   </w:style>
-  <w:style w:styleId="Caption" w:type="paragraph">
+  <w:style w:type="paragraph" w:styleId="Caption">
     <w:name w:val="Caption"/>
     <w:basedOn w:val="Normal"/>
     <w:link w:val="BodyTextChar"/>
     <w:pPr>
-      <w:spacing w:after="120" w:before="0"/>
+      <w:spacing w:before="0" w:after="120"/>
     </w:pPr>
     <w:rPr>
       <w:i/>
     </w:rPr>
   </w:style>
-  <w:style w:customStyle="1" w:styleId="TableCaption" w:type="paragraph">
+  <w:style w:type="paragraph" w:customStyle="1" w:styleId="TableCaption">
     <w:name w:val="Table Caption"/>
     <w:basedOn w:val="Caption"/>
     <w:pPr>
       <w:keepNext/>
     </w:pPr>
   </w:style>
-  <w:style w:customStyle="1" w:styleId="ImageCaption" w:type="paragraph">
+  <w:style w:type="paragraph" w:customStyle="1" w:styleId="ImageCaption">
     <w:name w:val="Image Caption"/>
     <w:basedOn w:val="Caption"/>
   </w:style>
-  <w:style w:customStyle="1" w:styleId="Figure" w:type="paragraph">
+  <w:style w:type="paragraph" w:customStyle="1" w:styleId="Figure">
     <w:name w:val="Figure"/>
     <w:basedOn w:val="Normal"/>
   </w:style>
-  <w:style w:customStyle="1" w:styleId="CaptionedFigure" w:type="paragraph">
+  <w:style w:type="paragraph" w:customStyle="1" w:styleId="CaptionedFigure">
     <w:name w:val="Captioned Figure"/>
     <w:basedOn w:val="Figure"/>
     <w:pPr>
       <w:keepNext/>
     </w:pPr>
   </w:style>
-  <w:style w:customStyle="1" w:styleId="BodyTextChar" w:type="character">
+  <w:style w:type="character" w:customStyle="1" w:styleId="BodyTextChar">
     <w:name w:val="Body Text Char"/>
     <w:basedOn w:val="DefaultParagraphFont"/>
     <w:link w:val="BodyText"/>
   </w:style>
-  <w:style w:customStyle="1" w:styleId="SectionNumber" w:type="character">
+  <w:style w:type="character" w:customStyle="1" w:styleId="SectionNumber">
     <w:name w:val="Section Number"/>
     <w:basedOn w:val="BodyTextChar"/>
   </w:style>
-  <w:style w:styleId="FootnoteReference" w:type="character">
+  <w:style w:type="character" w:styleId="FootnoteReference">
     <w:name w:val="Footnote Reference"/>
     <w:basedOn w:val="BodyTextChar"/>
     <w:rPr>
       <w:vertAlign w:val="superscript"/>
     </w:rPr>
   </w:style>
-  <w:style w:styleId="Hyperlink" w:type="character">
+  <w:style w:type="character" w:styleId="Hyperlink">
     <w:name w:val="Hyperlink"/>
     <w:basedOn w:val="BodyTextChar"/>
     <w:rPr>
-      <w:color w:themeColor="accent1" w:val="4F81BD"/>
-    </w:rPr>
-  </w:style>
-  <w:style w:styleId="TOCHeading" w:type="paragraph">
+      <w:color w:val="4F81BD" w:themeColor="accent1"/>
+    </w:rPr>
+  </w:style>
+  <w:style w:type="paragraph" w:styleId="TOCHeading">
     <w:name w:val="TOC Heading"/>
     <w:basedOn w:val="Heading1"/>
     <w:next w:val="BodyText"/>
@@ -4108,84 +4108,83 @@
       <w:outlineLvl w:val="9"/>
     </w:pPr>
     <w:rPr>
-      <w:rFonts w:ascii="Calibri" w:cs="Calibri" w:eastAsia="Calibri" w:hAnsi="Calibri"/>
+      <w:rFonts w:ascii="Calibri" w:hAnsi="Calibri" w:eastAsia="Calibri" w:cs="Calibri"/>
       <w:b w:val="0"/>
       <w:bCs w:val="0"/>
-      <w:color w:themeColor="accent1" w:themeShade="BF" w:val="365F91"/>
-    </w:rPr>
-  </w:style>
-  <w:style w:customStyle="1" w:styleId="KeepWithNext" w:type="paragraph">
+      <w:color w:val="365F91" w:themeColor="accent1" w:themeShade="BF"/>
+    </w:rPr>
+  </w:style>
+  <w:style w:type="character" w:customStyle="1" w:styleId="VerbatimChar">
+    <w:name w:val="Verbatim Char"/>
+    <w:basedOn w:val="BodyTextChar"/>
+    <w:rPr>
+      <w:rFonts w:ascii="Consolas" w:hAnsi="Consolas" w:cs="Consolas"/>
+      <w:color w:val="1A4D80"/>
+      <w:sz w:val="19"/>
+      <w:szCs w:val="19"/>
+    </w:rPr>
+  </w:style>
+  <w:style w:type="paragraph" w:styleId="Title">
+    <w:name w:val="Title"/>
+    <w:basedOn w:val="Normal"/>
+    <w:next w:val="BodyText"/>
+    <w:qFormat/>
+    <w:pPr>
+      <w:spacing w:before="0" w:after="60"/>
+    </w:pPr>
+    <w:rPr>
+      <w:b/>
+      <w:color w:val="1F4E79"/>
+      <w:sz w:val="48"/>
+      <w:szCs w:val="48"/>
+    </w:rPr>
+  </w:style>
+  <w:style w:type="paragraph" w:customStyle="1" w:styleId="SourceCode">
+    <w:name w:val="Source Code"/>
+    <w:basedOn w:val="Normal"/>
+    <w:link w:val="VerbatimChar"/>
+    <w:pPr>
+      <w:keepLines/>
+      <w:pBdr>
+        <w:top w:val="single" w:sz="4" w:space="4" w:color="C9D8E8"/>
+        <w:left w:val="single" w:sz="4" w:space="4" w:color="C9D8E8"/>
+        <w:bottom w:val="single" w:sz="4" w:space="4" w:color="C9D8E8"/>
+        <w:right w:val="single" w:sz="4" w:space="4" w:color="C9D8E8"/>
+      </w:pBdr>
+      <w:shd w:val="clear" w:color="auto" w:fill="F8FAFC"/>
+      <w:spacing w:before="0" w:after="0" w:line="240" w:lineRule="auto"/>
+      <w:ind w:left="100" w:right="100"/>
+    </w:pPr>
+  </w:style>
+  <w:style w:type="paragraph" w:customStyle="1" w:styleId="ScreenshotCaption">
+    <w:name w:val="Screenshot Caption"/>
+    <w:basedOn w:val="Normal"/>
+    <w:next w:val="BodyText"/>
+    <w:pPr>
+      <w:jc w:val="center"/>
+      <w:spacing w:before="0" w:after="240"/>
+    </w:pPr>
+    <w:rPr>
+      <w:i/>
+      <w:color w:val="5B6B7A"/>
+      <w:sz w:val="19"/>
+      <w:szCs w:val="19"/>
+    </w:rPr>
+  </w:style>
+  <w:style w:type="paragraph" w:customStyle="1" w:styleId="KeepWithNext">
     <w:name w:val="Keep With Next"/>
     <w:basedOn w:val="BodyText"/>
     <w:pPr>
       <w:keepNext/>
     </w:pPr>
   </w:style>
-  <w:style w:customStyle="1" w:styleId="BookSubtitle" w:type="paragraph">
-    <w:name w:val="Book Subtitle"/>
-    <w:basedOn w:val="Normal"/>
-    <w:pPr>
-      <w:jc w:val="center"/>
-      <w:spacing w:after="480" w:before="0"/>
-    </w:pPr>
-    <w:rPr>
-      <w:i/>
-      <w:color w:val="2D3B47"/>
-      <w:sz w:val="30"/>
-      <w:szCs w:val="30"/>
-    </w:rPr>
-  </w:style>
-  <w:style w:customStyle="1" w:styleId="BookTitle" w:type="paragraph">
-    <w:name w:val="Book Title"/>
-    <w:basedOn w:val="Normal"/>
-    <w:pPr>
-      <w:jc w:val="center"/>
-      <w:spacing w:after="120" w:before="240"/>
-    </w:pPr>
-    <w:rPr>
-      <w:b/>
-      <w:color w:val="1F4E79"/>
-      <w:sz w:val="64"/>
-      <w:szCs w:val="64"/>
-    </w:rPr>
-  </w:style>
-  <w:style w:customStyle="1" w:styleId="HeadingCode" w:type="character">
-    <w:name w:val="Heading Code"/>
-    <w:basedOn w:val="DefaultParagraphFont"/>
-    <w:rPr>
-      <w:rFonts w:ascii="Consolas" w:cs="Consolas" w:hAnsi="Consolas"/>
-    </w:rPr>
-  </w:style>
-  <w:style w:styleId="Title" w:type="paragraph">
-    <w:name w:val="Title"/>
-    <w:basedOn w:val="Normal"/>
-    <w:next w:val="BodyText"/>
-    <w:qFormat/>
-    <w:pPr>
-      <w:spacing w:after="60" w:before="0"/>
-    </w:pPr>
-    <w:rPr>
-      <w:b/>
-      <w:color w:val="1F4E79"/>
-      <w:sz w:val="48"/>
-      <w:szCs w:val="48"/>
-    </w:rPr>
-  </w:style>
-  <w:style w:customStyle="1" w:styleId="BookCover" w:type="paragraph">
-    <w:name w:val="Book Cover"/>
-    <w:basedOn w:val="Normal"/>
-    <w:pPr>
-      <w:jc w:val="center"/>
-      <w:spacing w:after="360" w:before="720"/>
-    </w:pPr>
-  </w:style>
-  <w:style w:styleId="Subtitle" w:type="paragraph">
+  <w:style w:type="paragraph" w:styleId="Subtitle">
     <w:name w:val="Subtitle"/>
     <w:basedOn w:val="Normal"/>
     <w:next w:val="BodyText"/>
     <w:qFormat/>
     <w:pPr>
-      <w:spacing w:after="60" w:before="0"/>
+      <w:spacing w:before="0" w:after="60"/>
     </w:pPr>
     <w:rPr>
       <w:i/>
@@ -4194,28 +4193,89 @@
       <w:szCs w:val="28"/>
     </w:rPr>
   </w:style>
-  <w:style w:default="1" w:styleId="Table" w:type="table">
+  <w:style w:type="paragraph" w:customStyle="1" w:styleId="BookSubtitle">
+    <w:name w:val="Book Subtitle"/>
+    <w:basedOn w:val="Normal"/>
+    <w:pPr>
+      <w:jc w:val="center"/>
+      <w:spacing w:before="0" w:after="480"/>
+    </w:pPr>
+    <w:rPr>
+      <w:i/>
+      <w:color w:val="2D3B47"/>
+      <w:sz w:val="30"/>
+      <w:szCs w:val="30"/>
+    </w:rPr>
+  </w:style>
+  <w:style w:type="paragraph" w:customStyle="1" w:styleId="Date">
+    <w:name w:val="Date"/>
+    <w:basedOn w:val="Normal"/>
+    <w:next w:val="BodyText"/>
+    <w:qFormat/>
+    <w:pPr>
+      <w:pBdr>
+        <w:bottom w:val="single" w:sz="8" w:space="6" w:color="1F4E79"/>
+      </w:pBdr>
+      <w:spacing w:before="0" w:after="240"/>
+    </w:pPr>
+    <w:rPr>
+      <w:b/>
+      <w:caps/>
+      <w:color w:val="5B6B7A"/>
+      <w:spacing w:val="10"/>
+      <w:sz w:val="18"/>
+      <w:szCs w:val="18"/>
+    </w:rPr>
+  </w:style>
+  <w:style w:type="paragraph" w:customStyle="1" w:styleId="BookTitle">
+    <w:name w:val="Book Title"/>
+    <w:basedOn w:val="Normal"/>
+    <w:pPr>
+      <w:jc w:val="center"/>
+      <w:spacing w:before="240" w:after="120"/>
+    </w:pPr>
+    <w:rPr>
+      <w:b/>
+      <w:color w:val="1F4E79"/>
+      <w:sz w:val="64"/>
+      <w:szCs w:val="64"/>
+    </w:rPr>
+  </w:style>
+  <w:style w:type="paragraph" w:customStyle="1" w:styleId="BookByline">
+    <w:name w:val="Book Byline"/>
+    <w:basedOn w:val="Normal"/>
+    <w:pPr>
+      <w:jc w:val="center"/>
+      <w:spacing w:before="0" w:after="60"/>
+    </w:pPr>
+    <w:rPr>
+      <w:color w:val="5B6B7A"/>
+      <w:sz w:val="24"/>
+      <w:szCs w:val="24"/>
+    </w:rPr>
+  </w:style>
+  <w:style w:type="table" w:default="1" w:styleId="Table">
     <w:name w:val="Table"/>
     <w:basedOn w:val="TableNormal"/>
     <w:qFormat/>
     <w:pPr>
-      <w:spacing w:after="40" w:before="40"/>
+      <w:spacing w:before="40" w:after="40"/>
     </w:pPr>
     <w:tblPr>
-      <w:tblInd w:type="dxa" w:w="0"/>
+      <w:tblInd w:w="0" w:type="dxa"/>
       <w:tblBorders>
-        <w:top w:color="C9D8E8" w:space="0" w:sz="4" w:val="single"/>
-        <w:left w:color="C9D8E8" w:space="0" w:sz="4" w:val="single"/>
-        <w:bottom w:color="C9D8E8" w:space="0" w:sz="4" w:val="single"/>
-        <w:right w:color="C9D8E8" w:space="0" w:sz="4" w:val="single"/>
-        <w:insideH w:color="C9D8E8" w:space="0" w:sz="4" w:val="single"/>
-        <w:insideV w:color="C9D8E8" w:space="0" w:sz="4" w:val="single"/>
+        <w:top w:val="single" w:sz="4" w:space="0" w:color="C9D8E8"/>
+        <w:left w:val="single" w:sz="4" w:space="0" w:color="C9D8E8"/>
+        <w:bottom w:val="single" w:sz="4" w:space="0" w:color="C9D8E8"/>
+        <w:right w:val="single" w:sz="4" w:space="0" w:color="C9D8E8"/>
+        <w:insideH w:val="single" w:sz="4" w:space="0" w:color="C9D8E8"/>
+        <w:insideV w:val="single" w:sz="4" w:space="0" w:color="C9D8E8"/>
       </w:tblBorders>
       <w:tblCellMar>
-        <w:top w:type="dxa" w:w="60"/>
-        <w:left w:type="dxa" w:w="108"/>
-        <w:bottom w:type="dxa" w:w="60"/>
-        <w:right w:type="dxa" w:w="108"/>
+        <w:top w:w="60" w:type="dxa"/>
+        <w:left w:w="108" w:type="dxa"/>
+        <w:bottom w:w="60" w:type="dxa"/>
+        <w:right w:w="108" w:type="dxa"/>
       </w:tblCellMar>
     </w:tblPr>
     <w:tblStylePr w:type="firstRow">
@@ -4224,93 +4284,33 @@
         <w:color w:val="3D556F"/>
       </w:rPr>
       <w:tcPr>
-        <w:shd w:color="auto" w:fill="E5EDF5" w:val="clear"/>
+        <w:shd w:val="clear" w:color="auto" w:fill="E5EDF5"/>
       </w:tcPr>
     </w:tblStylePr>
   </w:style>
-  <w:style w:customStyle="1" w:styleId="ScreenshotCaption" w:type="paragraph">
-    <w:name w:val="Screenshot Caption"/>
-    <w:basedOn w:val="Normal"/>
-    <w:next w:val="BodyText"/>
-    <w:pPr>
-      <w:jc w:val="center"/>
-      <w:spacing w:after="240" w:before="0"/>
-    </w:pPr>
-    <w:rPr>
-      <w:i/>
-      <w:color w:val="5B6B7A"/>
-      <w:sz w:val="19"/>
-      <w:szCs w:val="19"/>
-    </w:rPr>
-  </w:style>
-  <w:style w:customStyle="1" w:styleId="BookByline" w:type="paragraph">
-    <w:name w:val="Book Byline"/>
+  <w:style w:type="paragraph" w:customStyle="1" w:styleId="BookCover">
+    <w:name w:val="Book Cover"/>
     <w:basedOn w:val="Normal"/>
     <w:pPr>
       <w:jc w:val="center"/>
-      <w:spacing w:after="60" w:before="0"/>
+      <w:spacing w:before="720" w:after="360"/>
     </w:pPr>
-    <w:rPr>
-      <w:color w:val="5B6B7A"/>
-      <w:sz w:val="24"/>
-      <w:szCs w:val="24"/>
-    </w:rPr>
-  </w:style>
-  <w:style w:customStyle="1" w:styleId="Screenshot" w:type="paragraph">
+  </w:style>
+  <w:style w:type="paragraph" w:customStyle="1" w:styleId="Screenshot">
     <w:name w:val="Screenshot"/>
     <w:basedOn w:val="Normal"/>
     <w:next w:val="ScreenshotCaption"/>
     <w:pPr>
       <w:keepNext/>
       <w:jc w:val="center"/>
-      <w:spacing w:after="40" w:before="160"/>
+      <w:spacing w:before="160" w:after="40"/>
     </w:pPr>
   </w:style>
-  <w:style w:customStyle="1" w:styleId="SourceCode" w:type="paragraph">
-    <w:name w:val="Source Code"/>
-    <w:basedOn w:val="Normal"/>
-    <w:link w:val="VerbatimChar"/>
-    <w:pPr>
-      <w:keepLines/>
-      <w:pBdr>
-        <w:top w:color="C9D8E8" w:space="4" w:sz="4" w:val="single"/>
-        <w:left w:color="C9D8E8" w:space="4" w:sz="4" w:val="single"/>
-        <w:bottom w:color="C9D8E8" w:space="4" w:sz="4" w:val="single"/>
-        <w:right w:color="C9D8E8" w:space="4" w:sz="4" w:val="single"/>
-      </w:pBdr>
-      <w:shd w:color="auto" w:fill="F8FAFC" w:val="clear"/>
-      <w:spacing w:after="0" w:before="0" w:line="240" w:lineRule="auto"/>
-      <w:ind w:left="100" w:right="100"/>
-    </w:pPr>
-  </w:style>
-  <w:style w:customStyle="1" w:styleId="Date" w:type="paragraph">
-    <w:name w:val="Date"/>
-    <w:basedOn w:val="Normal"/>
-    <w:next w:val="BodyText"/>
-    <w:qFormat/>
-    <w:pPr>
-      <w:pBdr>
-        <w:bottom w:color="1F4E79" w:space="6" w:sz="8" w:val="single"/>
-      </w:pBdr>
-      <w:spacing w:after="240" w:before="0"/>
-    </w:pPr>
-    <w:rPr>
-      <w:b/>
-      <w:caps/>
-      <w:color w:val="5B6B7A"/>
-      <w:spacing w:val="10"/>
-      <w:sz w:val="18"/>
-      <w:szCs w:val="18"/>
-    </w:rPr>
-  </w:style>
-  <w:style w:customStyle="1" w:styleId="VerbatimChar" w:type="character">
-    <w:name w:val="Verbatim Char"/>
-    <w:basedOn w:val="BodyTextChar"/>
-    <w:rPr>
-      <w:rFonts w:ascii="Consolas" w:cs="Consolas" w:hAnsi="Consolas"/>
-      <w:color w:val="1A4D80"/>
-      <w:sz w:val="19"/>
-      <w:szCs w:val="19"/>
+  <w:style w:type="character" w:customStyle="1" w:styleId="HeadingCode">
+    <w:name w:val="Heading Code"/>
+    <w:basedOn w:val="DefaultParagraphFont"/>
+    <w:rPr>
+      <w:rFonts w:ascii="Consolas" w:hAnsi="Consolas" w:cs="Consolas"/>
     </w:rPr>
   </w:style>
   <w:style w:type="character" w:customStyle="1" w:styleId="KeywordTok">
